--- a/ИУ5-62Б Кудабаева ТМО НИР.docx
+++ b/ИУ5-62Б Кудабаева ТМО НИР.docx
@@ -2,14 +2,36 @@
 <file path=word/document.xml><?xml version="1.0" encoding="utf-8"?>
 <w:document xmlns:wpc="http://schemas.microsoft.com/office/word/2010/wordprocessingCanvas" xmlns:cx="http://schemas.microsoft.com/office/drawing/2014/chartex" xmlns:cx1="http://schemas.microsoft.com/office/drawing/2015/9/8/chartex" xmlns:cx2="http://schemas.microsoft.com/office/drawing/2015/10/21/chartex" xmlns:cx3="http://schemas.microsoft.com/office/drawing/2016/5/9/chartex" xmlns:cx4="http://schemas.microsoft.com/office/drawing/2016/5/10/chartex" xmlns:cx5="http://schemas.microsoft.com/office/drawing/2016/5/11/chartex" xmlns:cx6="http://schemas.microsoft.com/office/drawing/2016/5/12/chartex" xmlns:cx7="http://schemas.microsoft.com/office/drawing/2016/5/13/chartex" xmlns:cx8="http://schemas.microsoft.com/office/drawing/2016/5/14/chartex" xmlns:mc="http://schemas.openxmlformats.org/markup-compatibility/2006" xmlns:aink="http://schemas.microsoft.com/office/drawing/2016/ink" xmlns:am3d="http://schemas.microsoft.com/office/drawing/2017/model3d" xmlns:o="urn:schemas-microsoft-com:office:office" xmlns:oel="http://schemas.microsoft.com/office/2019/extlst" xmlns:r="http://schemas.openxmlformats.org/officeDocument/2006/relationships" xmlns:m="http://schemas.openxmlformats.org/officeDocument/2006/math" xmlns:v="urn:schemas-microsoft-com:vml" xmlns:wp14="http://schemas.microsoft.com/office/word/2010/wordprocessingDrawing" xmlns:wp="http://schemas.openxmlformats.org/drawingml/2006/wordprocessingDrawing" xmlns:w10="urn:schemas-microsoft-com:office:word" xmlns:w="http://schemas.openxmlformats.org/wordprocessingml/2006/main" xmlns:w14="http://schemas.microsoft.com/office/word/2010/wordml" xmlns:w15="http://schemas.microsoft.com/office/word/2012/wordml" xmlns:w16cex="http://schemas.microsoft.com/office/word/2018/wordml/cex" xmlns:w16cid="http://schemas.microsoft.com/office/word/2016/wordml/cid" xmlns:w16="http://schemas.microsoft.com/office/word/2018/wordml" xmlns:w16du="http://schemas.microsoft.com/office/word/2023/wordml/word16du" xmlns:w16sdtdh="http://schemas.microsoft.com/office/word/2020/wordml/sdtdatahash" xmlns:w16sdtfl="http://schemas.microsoft.com/office/word/2024/wordml/sdtformatlock" xmlns:w16se="http://schemas.microsoft.com/office/word/2015/wordml/symex" xmlns:wpg="http://schemas.microsoft.com/office/word/2010/wordprocessingGroup" xmlns:wpi="http://schemas.microsoft.com/office/word/2010/wordprocessingInk" xmlns:wne="http://schemas.microsoft.com/office/word/2006/wordml" xmlns:wps="http://schemas.microsoft.com/office/word/2010/wordprocessingShape" mc:Ignorable="w14 w15 w16se w16cid w16 w16cex w16sdtdh w16sdtfl w16du wp14">
   <w:body>
+    <w:p>
+      <w:pPr>
+        <w:widowControl w:val="0"/>
+        <w:pBdr>
+          <w:top w:val="nil"/>
+          <w:left w:val="nil"/>
+          <w:bottom w:val="nil"/>
+          <w:right w:val="nil"/>
+          <w:between w:val="nil"/>
+        </w:pBdr>
+        <w:spacing w:line="276" w:lineRule="auto"/>
+        <w:jc w:val="right"/>
+        <w:rPr>
+          <w:rFonts w:ascii="Arial" w:eastAsia="Arial" w:hAnsi="Arial" w:cs="Arial"/>
+          <w:color w:val="000000"/>
+          <w:sz w:val="22"/>
+          <w:szCs w:val="22"/>
+          <w:lang w:val="en-US"/>
+        </w:rPr>
+      </w:pPr>
+    </w:p>
     <w:tbl>
       <w:tblPr>
-        <w:tblW w:w="0" w:type="auto"/>
-        <w:tblLook w:val="04A0" w:firstRow="1" w:lastRow="0" w:firstColumn="1" w:lastColumn="0" w:noHBand="0" w:noVBand="1"/>
+        <w:tblW w:w="9638" w:type="dxa"/>
+        <w:tblLayout w:type="fixed"/>
+        <w:tblLook w:val="0400" w:firstRow="0" w:lastRow="0" w:firstColumn="0" w:lastColumn="0" w:noHBand="0" w:noVBand="1"/>
       </w:tblPr>
       <w:tblGrid>
-        <w:gridCol w:w="1386"/>
-        <w:gridCol w:w="8251"/>
+        <w:gridCol w:w="1384"/>
+        <w:gridCol w:w="8254"/>
       </w:tblGrid>
       <w:tr>
         <w:tc>
@@ -27,52 +49,34 @@
                 <w:noProof/>
               </w:rPr>
               <w:drawing>
-                <wp:anchor distT="0" distB="0" distL="114300" distR="114300" simplePos="0" relativeHeight="251659264" behindDoc="1" locked="0" layoutInCell="1" allowOverlap="1" wp14:anchorId="36B4D1A9" wp14:editId="4717EA5A">
+                <wp:anchor distT="0" distB="0" distL="114300" distR="114300" simplePos="0" relativeHeight="251659264" behindDoc="0" locked="0" layoutInCell="1" hidden="0" allowOverlap="1" wp14:anchorId="2D25F74D" wp14:editId="248D0B7B">
                   <wp:simplePos x="0" y="0"/>
                   <wp:positionH relativeFrom="column">
-                    <wp:posOffset>-13970</wp:posOffset>
+                    <wp:posOffset>-13969</wp:posOffset>
                   </wp:positionH>
                   <wp:positionV relativeFrom="paragraph">
                     <wp:posOffset>209550</wp:posOffset>
                   </wp:positionV>
                   <wp:extent cx="733425" cy="828675"/>
-                  <wp:effectExtent l="0" t="0" r="9525" b="9525"/>
-                  <wp:wrapTight wrapText="bothSides">
-                    <wp:wrapPolygon edited="0">
-                      <wp:start x="0" y="0"/>
-                      <wp:lineTo x="0" y="21352"/>
-                      <wp:lineTo x="21319" y="21352"/>
-                      <wp:lineTo x="21319" y="0"/>
-                      <wp:lineTo x="0" y="0"/>
-                    </wp:wrapPolygon>
-                  </wp:wrapTight>
-                  <wp:docPr id="1534972690" name="Рисунок 1"/>
-                  <wp:cNvGraphicFramePr>
-                    <a:graphicFrameLocks xmlns:a="http://schemas.openxmlformats.org/drawingml/2006/main" noChangeAspect="1"/>
-                  </wp:cNvGraphicFramePr>
+                  <wp:effectExtent l="0" t="0" r="0" b="0"/>
+                  <wp:wrapSquare wrapText="bothSides" distT="0" distB="0" distL="114300" distR="114300"/>
+                  <wp:docPr id="12" name="image6.jpg"/>
+                  <wp:cNvGraphicFramePr/>
                   <a:graphic xmlns:a="http://schemas.openxmlformats.org/drawingml/2006/main">
                     <a:graphicData uri="http://schemas.openxmlformats.org/drawingml/2006/picture">
                       <pic:pic xmlns:pic="http://schemas.openxmlformats.org/drawingml/2006/picture">
                         <pic:nvPicPr>
-                          <pic:cNvPr id="0" name="Picture 2"/>
-                          <pic:cNvPicPr>
-                            <a:picLocks noChangeAspect="1" noChangeArrowheads="1"/>
-                          </pic:cNvPicPr>
+                          <pic:cNvPr id="0" name="image6.jpg"/>
+                          <pic:cNvPicPr preferRelativeResize="0"/>
                         </pic:nvPicPr>
                         <pic:blipFill>
-                          <a:blip r:embed="rId8" cstate="print">
-                            <a:extLst>
-                              <a:ext uri="{28A0092B-C50C-407E-A947-70E740481C1C}">
-                                <a14:useLocalDpi xmlns:a14="http://schemas.microsoft.com/office/drawing/2010/main" val="0"/>
-                              </a:ext>
-                            </a:extLst>
-                          </a:blip>
+                          <a:blip r:embed="rId8"/>
                           <a:srcRect/>
                           <a:stretch>
                             <a:fillRect/>
                           </a:stretch>
                         </pic:blipFill>
-                        <pic:spPr bwMode="auto">
+                        <pic:spPr>
                           <a:xfrm>
                             <a:off x="0" y="0"/>
                             <a:ext cx="733425" cy="828675"/>
@@ -80,20 +84,11 @@
                           <a:prstGeom prst="rect">
                             <a:avLst/>
                           </a:prstGeom>
-                          <a:noFill/>
-                          <a:ln>
-                            <a:noFill/>
-                          </a:ln>
+                          <a:ln/>
                         </pic:spPr>
                       </pic:pic>
                     </a:graphicData>
                   </a:graphic>
-                  <wp14:sizeRelH relativeFrom="page">
-                    <wp14:pctWidth>0</wp14:pctWidth>
-                  </wp14:sizeRelH>
-                  <wp14:sizeRelV relativeFrom="page">
-                    <wp14:pctHeight>0</wp14:pctHeight>
-                  </wp14:sizeRelV>
                 </wp:anchor>
               </w:drawing>
             </w:r>
@@ -101,7 +96,7 @@
         </w:tc>
         <w:tc>
           <w:tcPr>
-            <w:tcW w:w="8469" w:type="dxa"/>
+            <w:tcW w:w="8254" w:type="dxa"/>
           </w:tcPr>
           <w:p>
             <w:pPr>
@@ -114,19 +109,7 @@
               <w:rPr>
                 <w:b/>
               </w:rPr>
-              <w:t xml:space="preserve">Министерство </w:t>
-            </w:r>
-            <w:r>
-              <w:rPr>
-                <w:b/>
-              </w:rPr>
-              <w:t>науки и высшего образования</w:t>
-            </w:r>
-            <w:r>
-              <w:rPr>
-                <w:b/>
-              </w:rPr>
-              <w:t xml:space="preserve"> Российской Федерации</w:t>
+              <w:t>Министерство науки и высшего образования Российской Федерации</w:t>
             </w:r>
           </w:p>
           <w:p>
@@ -140,7 +123,19 @@
               <w:rPr>
                 <w:b/>
               </w:rPr>
-              <w:t xml:space="preserve">Федеральное государственное бюджетное образовательное учреждение </w:t>
+              <w:t xml:space="preserve">Федеральное государственное </w:t>
+            </w:r>
+            <w:r>
+              <w:rPr>
+                <w:b/>
+              </w:rPr>
+              <w:t>бюджетное</w:t>
+            </w:r>
+            <w:r>
+              <w:rPr>
+                <w:b/>
+              </w:rPr>
+              <w:t xml:space="preserve"> образовательное учреждение </w:t>
             </w:r>
           </w:p>
           <w:p>
@@ -221,12 +216,13 @@
     <w:p>
       <w:pPr>
         <w:pBdr>
-          <w:bottom w:val="thinThickSmallGap" w:sz="24" w:space="1" w:color="auto"/>
+          <w:bottom w:val="single" w:sz="24" w:space="1" w:color="000000"/>
         </w:pBdr>
         <w:jc w:val="center"/>
         <w:rPr>
           <w:b/>
           <w:sz w:val="10"/>
+          <w:szCs w:val="10"/>
         </w:rPr>
       </w:pPr>
     </w:p>
@@ -239,30 +235,31 @@
     </w:p>
     <w:p>
       <w:r>
-        <w:t>ФАКУЛЬТЕТ</w:t>
-      </w:r>
-      <w:r>
-        <w:t xml:space="preserve"> ___________________________________________________________________</w:t>
+        <w:t>ФАКУЛЬТЕТ ______</w:t>
+      </w:r>
+      <w:r>
+        <w:rPr>
+          <w:u w:val="single"/>
+        </w:rPr>
+        <w:t>ИНФОРМАТИКА И СИСТЕМЫ УПРАВЛЕНИЯ</w:t>
+      </w:r>
+      <w:r>
+        <w:t>_________________</w:t>
       </w:r>
     </w:p>
     <w:p/>
     <w:p>
-      <w:pPr>
-        <w:rPr>
-          <w:iCs/>
-        </w:rPr>
-      </w:pPr>
-      <w:r>
-        <w:t>КАФЕДРА</w:t>
-      </w:r>
-      <w:r>
-        <w:t xml:space="preserve"> _</w:t>
-      </w:r>
-      <w:r>
-        <w:rPr>
-          <w:iCs/>
-        </w:rPr>
-        <w:t>_____________________________________________________________________</w:t>
+      <w:r>
+        <w:t>КАФЕДРА ____</w:t>
+      </w:r>
+      <w:r>
+        <w:rPr>
+          <w:u w:val="single"/>
+        </w:rPr>
+        <w:t>СИСТЕМЫ ОБРАБОТКИ ИНФОРМАЦИИ И УПРАВЛЕНИЯ (ИУ5)</w:t>
+      </w:r>
+      <w:r>
+        <w:t>____</w:t>
       </w:r>
     </w:p>
     <w:p>
@@ -277,6 +274,7 @@
         <w:rPr>
           <w:i/>
           <w:sz w:val="18"/>
+          <w:szCs w:val="18"/>
         </w:rPr>
       </w:pPr>
     </w:p>
@@ -285,6 +283,7 @@
         <w:rPr>
           <w:i/>
           <w:sz w:val="32"/>
+          <w:szCs w:val="32"/>
         </w:rPr>
       </w:pPr>
     </w:p>
@@ -293,6 +292,7 @@
         <w:rPr>
           <w:i/>
           <w:sz w:val="32"/>
+          <w:szCs w:val="32"/>
         </w:rPr>
       </w:pPr>
     </w:p>
@@ -302,12 +302,14 @@
         <w:rPr>
           <w:b/>
           <w:sz w:val="44"/>
+          <w:szCs w:val="44"/>
         </w:rPr>
       </w:pPr>
       <w:r>
         <w:rPr>
           <w:b/>
           <w:sz w:val="44"/>
+          <w:szCs w:val="44"/>
         </w:rPr>
         <w:t>РАСЧЕТНО-ПОЯСНИТЕЛЬНАЯ ЗАПИСКА</w:t>
       </w:r>
@@ -327,6 +329,7 @@
           <w:b/>
           <w:i/>
           <w:sz w:val="40"/>
+          <w:szCs w:val="40"/>
         </w:rPr>
       </w:pPr>
       <w:r>
@@ -334,6 +337,7 @@
           <w:b/>
           <w:i/>
           <w:sz w:val="40"/>
+          <w:szCs w:val="40"/>
         </w:rPr>
         <w:t xml:space="preserve">К НАУЧНО-ИССЛЕДОВАТЕЛЬСКОЙ РАБОТЕ </w:t>
       </w:r>
@@ -344,200 +348,187 @@
         <w:rPr>
           <w:b/>
           <w:i/>
+        </w:rPr>
+      </w:pPr>
+    </w:p>
+    <w:p>
+      <w:r>
+        <w:t>по дисциплине ________</w:t>
+      </w:r>
+      <w:r>
+        <w:rPr>
           <w:sz w:val="28"/>
-        </w:rPr>
-      </w:pPr>
-    </w:p>
-    <w:p>
-      <w:pPr>
-        <w:jc w:val="center"/>
-        <w:rPr>
-          <w:b/>
-          <w:i/>
-          <w:sz w:val="40"/>
-        </w:rPr>
-      </w:pPr>
-      <w:r>
-        <w:rPr>
-          <w:b/>
-          <w:i/>
-          <w:sz w:val="40"/>
-        </w:rPr>
-        <w:t>НА ТЕМУ:</w:t>
-      </w:r>
-    </w:p>
-    <w:p>
-      <w:pPr>
-        <w:rPr>
-          <w:b/>
-          <w:i/>
-          <w:sz w:val="40"/>
+          <w:szCs w:val="28"/>
           <w:u w:val="single"/>
         </w:rPr>
-      </w:pPr>
-      <w:r>
-        <w:rPr>
-          <w:b/>
-          <w:i/>
-          <w:sz w:val="40"/>
+        <w:t>Технологии Машинного Обучения</w:t>
+      </w:r>
+      <w:r>
+        <w:rPr>
           <w:u w:val="single"/>
         </w:rPr>
-        <w:t>______</w:t>
-      </w:r>
-      <w:r>
-        <w:rPr>
-          <w:b/>
-          <w:i/>
-          <w:sz w:val="40"/>
+        <w:t xml:space="preserve"> </w:t>
+      </w:r>
+      <w:r>
+        <w:t>_____________________</w:t>
+      </w:r>
+    </w:p>
+    <w:p/>
+    <w:p>
+      <w:r>
+        <w:t>по</w:t>
+      </w:r>
+      <w:r>
+        <w:t xml:space="preserve"> </w:t>
+      </w:r>
+      <w:proofErr w:type="spellStart"/>
+      <w:r>
+        <w:t>теме</w:t>
+      </w:r>
+      <w:r>
+        <w:t>_</w:t>
+      </w:r>
+      <w:r>
+        <w:rPr>
+          <w:sz w:val="28"/>
+          <w:szCs w:val="28"/>
           <w:u w:val="single"/>
         </w:rPr>
-        <w:t xml:space="preserve">Прогнозирование стоимости авиабилетов на </w:t>
-      </w:r>
-      <w:r>
-        <w:rPr>
-          <w:b/>
-          <w:i/>
-          <w:sz w:val="40"/>
+        <w:t>«</w:t>
+      </w:r>
+      <w:r>
+        <w:rPr>
+          <w:sz w:val="28"/>
+          <w:szCs w:val="28"/>
           <w:u w:val="single"/>
         </w:rPr>
-        <w:t>__________</w:t>
-      </w:r>
-      <w:r>
-        <w:rPr>
+        <w:t>Прогнозирование</w:t>
+      </w:r>
+      <w:proofErr w:type="spellEnd"/>
+      <w:r>
+        <w:rPr>
+          <w:sz w:val="28"/>
+          <w:szCs w:val="28"/>
           <w:u w:val="single"/>
         </w:rPr>
+        <w:t xml:space="preserve"> стоимости авиабилетов с использованием методов машинного обучения на основе исторических данных US </w:t>
+      </w:r>
+      <w:proofErr w:type="spellStart"/>
+      <w:r>
+        <w:rPr>
+          <w:sz w:val="28"/>
+          <w:szCs w:val="28"/>
+          <w:u w:val="single"/>
+        </w:rPr>
+        <w:t>Domestic</w:t>
+      </w:r>
+      <w:proofErr w:type="spellEnd"/>
+      <w:r>
+        <w:rPr>
+          <w:sz w:val="28"/>
+          <w:szCs w:val="28"/>
+          <w:u w:val="single"/>
+        </w:rPr>
         <w:t xml:space="preserve"> </w:t>
       </w:r>
-      <w:r>
-        <w:rPr>
-          <w:b/>
-          <w:i/>
-          <w:sz w:val="40"/>
+      <w:proofErr w:type="spellStart"/>
+      <w:r>
+        <w:rPr>
+          <w:sz w:val="28"/>
+          <w:szCs w:val="28"/>
           <w:u w:val="single"/>
         </w:rPr>
-        <w:t>основе исторических данных</w:t>
-      </w:r>
-      <w:r>
-        <w:rPr>
-          <w:b/>
-          <w:i/>
-          <w:sz w:val="40"/>
+        <w:t>Airline</w:t>
+      </w:r>
+      <w:proofErr w:type="spellEnd"/>
+      <w:r>
+        <w:rPr>
+          <w:sz w:val="28"/>
+          <w:szCs w:val="28"/>
           <w:u w:val="single"/>
         </w:rPr>
         <w:t xml:space="preserve"> </w:t>
       </w:r>
       <w:r>
         <w:rPr>
-          <w:b/>
-          <w:i/>
-          <w:sz w:val="40"/>
+          <w:sz w:val="28"/>
+          <w:szCs w:val="28"/>
           <w:u w:val="single"/>
-        </w:rPr>
-        <w:t>__________</w:t>
-      </w:r>
-    </w:p>
-    <w:p>
-      <w:pPr>
-        <w:rPr>
-          <w:b/>
-          <w:i/>
-          <w:sz w:val="40"/>
-        </w:rPr>
-      </w:pPr>
-      <w:r>
-        <w:rPr>
-          <w:b/>
-          <w:i/>
-          <w:sz w:val="40"/>
-        </w:rPr>
-        <w:t>_______________________________________________</w:t>
-      </w:r>
-    </w:p>
-    <w:p>
-      <w:pPr>
-        <w:rPr>
-          <w:b/>
-          <w:i/>
-          <w:sz w:val="40"/>
-        </w:rPr>
-      </w:pPr>
-      <w:r>
-        <w:rPr>
-          <w:b/>
-          <w:i/>
-          <w:sz w:val="40"/>
-        </w:rPr>
-        <w:t>_______________________________________________</w:t>
-      </w:r>
-    </w:p>
-    <w:p>
-      <w:pPr>
-        <w:rPr>
-          <w:b/>
-          <w:i/>
-          <w:sz w:val="40"/>
-        </w:rPr>
-      </w:pPr>
-      <w:r>
-        <w:rPr>
-          <w:b/>
-          <w:i/>
-          <w:sz w:val="40"/>
-        </w:rPr>
-        <w:t>_______________________________________________</w:t>
-      </w:r>
-    </w:p>
-    <w:p>
-      <w:pPr>
-        <w:rPr>
-          <w:b/>
-          <w:i/>
-          <w:sz w:val="40"/>
-        </w:rPr>
-      </w:pPr>
-      <w:r>
-        <w:rPr>
-          <w:b/>
-          <w:i/>
-          <w:sz w:val="40"/>
-        </w:rPr>
-        <w:t>_______________________________________________</w:t>
-      </w:r>
-    </w:p>
-    <w:p>
-      <w:pPr>
-        <w:rPr>
-          <w:b/>
-          <w:i/>
-          <w:sz w:val="40"/>
-        </w:rPr>
-      </w:pPr>
-      <w:r>
-        <w:rPr>
-          <w:b/>
-          <w:i/>
-          <w:sz w:val="40"/>
-        </w:rPr>
-        <w:t>_______________________________________________</w:t>
+          <w:lang w:val="en-US"/>
+        </w:rPr>
+        <w:t>Airfare</w:t>
+      </w:r>
+      <w:r>
+        <w:rPr>
+          <w:sz w:val="28"/>
+          <w:szCs w:val="28"/>
+          <w:u w:val="single"/>
+        </w:rPr>
+        <w:t xml:space="preserve"> </w:t>
+      </w:r>
+      <w:r>
+        <w:rPr>
+          <w:sz w:val="28"/>
+          <w:szCs w:val="28"/>
+          <w:u w:val="single"/>
+          <w:lang w:val="en-US"/>
+        </w:rPr>
+        <w:t>Dataset</w:t>
+      </w:r>
+      <w:r>
+        <w:rPr>
+          <w:sz w:val="28"/>
+          <w:szCs w:val="28"/>
+          <w:u w:val="single"/>
+        </w:rPr>
+        <w:t xml:space="preserve"> 2008-2025</w:t>
+      </w:r>
+      <w:r>
+        <w:rPr>
+          <w:sz w:val="28"/>
+          <w:szCs w:val="28"/>
+          <w:u w:val="single"/>
+        </w:rPr>
+        <w:t>»</w:t>
+      </w:r>
+      <w:r>
+        <w:t>___________________________________________________</w:t>
+      </w:r>
+    </w:p>
+    <w:p/>
+    <w:p>
+      <w:r>
+        <w:t>_____________________________________________________________________________</w:t>
+      </w:r>
+    </w:p>
+    <w:p/>
+    <w:p>
+      <w:r>
+        <w:t>_____________________________________________________________________________</w:t>
       </w:r>
     </w:p>
     <w:p/>
     <w:p/>
     <w:p/>
+    <w:p/>
+    <w:p/>
+    <w:p/>
+    <w:p/>
     <w:p>
       <w:pPr>
         <w:rPr>
           <w:b/>
-        </w:rPr>
-      </w:pPr>
-      <w:r>
-        <w:t>Студент _</w:t>
-      </w:r>
-      <w:r>
-        <w:t>ИУ5-62Б</w:t>
-      </w:r>
-      <w:r>
-        <w:t>_______</w:t>
+          <w:u w:val="single"/>
+        </w:rPr>
+      </w:pPr>
+      <w:r>
+        <w:t>Студент       ИУ5-</w:t>
+      </w:r>
+      <w:r>
+        <w:t>6</w:t>
+      </w:r>
+      <w:r>
+        <w:t>2Б</w:t>
       </w:r>
       <w:r>
         <w:tab/>
@@ -549,44 +540,45 @@
         <w:tab/>
       </w:r>
       <w:r>
-        <w:tab/>
-      </w:r>
-      <w:r>
         <w:rPr>
           <w:b/>
         </w:rPr>
-        <w:t>____</w:t>
+        <w:t xml:space="preserve">_________________      </w:t>
+      </w:r>
+      <w:r>
+        <w:t>__</w:t>
       </w:r>
       <w:r>
         <w:rPr>
           <w:b/>
-        </w:rPr>
-        <w:t>_____________  __</w:t>
-      </w:r>
-      <w:proofErr w:type="spellStart"/>
-      <w:r>
-        <w:rPr>
-          <w:b/>
+          <w:u w:val="single"/>
+        </w:rPr>
+        <w:t xml:space="preserve"> </w:t>
+      </w:r>
+      <w:r>
+        <w:rPr>
+          <w:u w:val="single"/>
+        </w:rPr>
+        <w:t xml:space="preserve">Э. </w:t>
+      </w:r>
+      <w:proofErr w:type="spellStart"/>
+      <w:r>
+        <w:rPr>
+          <w:u w:val="single"/>
         </w:rPr>
         <w:t>Кудабаева</w:t>
       </w:r>
       <w:proofErr w:type="spellEnd"/>
       <w:r>
         <w:rPr>
-          <w:b/>
-        </w:rPr>
-        <w:t xml:space="preserve"> Э.</w:t>
-      </w:r>
-      <w:r>
-        <w:rPr>
-          <w:b/>
-        </w:rPr>
-        <w:t xml:space="preserve">______ </w:t>
-      </w:r>
-    </w:p>
-    <w:p>
-      <w:pPr>
-        <w:ind w:left="709" w:right="565" w:firstLine="709"/>
+          <w:u w:val="single"/>
+        </w:rPr>
+        <w:t xml:space="preserve"> </w:t>
+      </w:r>
+    </w:p>
+    <w:p>
+      <w:pPr>
+        <w:ind w:left="4963" w:right="565" w:hanging="3545"/>
         <w:rPr>
           <w:sz w:val="18"/>
           <w:szCs w:val="18"/>
@@ -605,35 +597,114 @@
           <w:szCs w:val="18"/>
         </w:rPr>
         <w:tab/>
-      </w:r>
+        <w:t xml:space="preserve">    (Подпись, дата)                            (</w:t>
+      </w:r>
+      <w:proofErr w:type="spellStart"/>
       <w:r>
         <w:rPr>
           <w:sz w:val="18"/>
           <w:szCs w:val="18"/>
         </w:rPr>
-        <w:tab/>
-      </w:r>
+        <w:t>И.О.Фамилия</w:t>
+      </w:r>
+      <w:proofErr w:type="spellEnd"/>
       <w:r>
         <w:rPr>
           <w:sz w:val="18"/>
           <w:szCs w:val="18"/>
         </w:rPr>
+        <w:t xml:space="preserve">)            </w:t>
+      </w:r>
+    </w:p>
+    <w:p>
+      <w:pPr>
+        <w:rPr>
+          <w:sz w:val="20"/>
+          <w:szCs w:val="20"/>
+        </w:rPr>
+      </w:pPr>
+    </w:p>
+    <w:p>
+      <w:pPr>
+        <w:rPr>
+          <w:sz w:val="20"/>
+          <w:szCs w:val="20"/>
+        </w:rPr>
+      </w:pPr>
+    </w:p>
+    <w:p>
+      <w:pPr>
+        <w:rPr>
+          <w:b/>
+          <w:u w:val="single"/>
+        </w:rPr>
+      </w:pPr>
+      <w:r>
+        <w:t>Руководитель</w:t>
+      </w:r>
+      <w:r>
         <w:tab/>
       </w:r>
       <w:r>
+        <w:tab/>
+      </w:r>
+      <w:r>
+        <w:tab/>
+      </w:r>
+      <w:r>
+        <w:tab/>
+      </w:r>
+      <w:r>
+        <w:tab/>
+      </w:r>
+      <w:r>
+        <w:rPr>
+          <w:b/>
+        </w:rPr>
+        <w:t xml:space="preserve">_________________      </w:t>
+      </w:r>
+      <w:r>
+        <w:t>_</w:t>
+      </w:r>
+      <w:r>
+        <w:rPr>
+          <w:u w:val="single"/>
+        </w:rPr>
+        <w:t xml:space="preserve"> </w:t>
+      </w:r>
+      <w:r>
+        <w:rPr>
+          <w:u w:val="single"/>
+        </w:rPr>
+        <w:t xml:space="preserve">Ю. Е. </w:t>
+      </w:r>
+      <w:proofErr w:type="spellStart"/>
+      <w:r>
+        <w:rPr>
+          <w:u w:val="single"/>
+        </w:rPr>
+        <w:t>Гапанюк</w:t>
+      </w:r>
+      <w:proofErr w:type="spellEnd"/>
+      <w:r>
+        <w:t>_</w:t>
+      </w:r>
+    </w:p>
+    <w:p>
+      <w:pPr>
+        <w:ind w:left="4254" w:right="565" w:firstLine="708"/>
+        <w:jc w:val="center"/>
         <w:rPr>
           <w:sz w:val="18"/>
           <w:szCs w:val="18"/>
         </w:rPr>
-        <w:tab/>
-      </w:r>
+      </w:pPr>
       <w:r>
         <w:rPr>
           <w:sz w:val="18"/>
           <w:szCs w:val="18"/>
         </w:rPr>
-        <w:tab/>
-        <w:t xml:space="preserve">         (Подпись, дата)                             (</w:t>
+        <w:t xml:space="preserve">   (Подпись, дата)                            (</w:t>
       </w:r>
       <w:proofErr w:type="spellStart"/>
       <w:r>
@@ -654,17 +725,9 @@
     </w:p>
     <w:p>
       <w:pPr>
-        <w:jc w:val="both"/>
         <w:rPr>
           <w:sz w:val="20"/>
-        </w:rPr>
-      </w:pPr>
-    </w:p>
-    <w:p>
-      <w:pPr>
-        <w:jc w:val="both"/>
-        <w:rPr>
-          <w:sz w:val="20"/>
+          <w:szCs w:val="20"/>
         </w:rPr>
       </w:pPr>
     </w:p>
@@ -675,7 +738,7 @@
         </w:rPr>
       </w:pPr>
       <w:r>
-        <w:t>Руководитель</w:t>
+        <w:t xml:space="preserve">Консультант </w:t>
       </w:r>
       <w:r>
         <w:tab/>
@@ -693,51 +756,19 @@
         <w:tab/>
       </w:r>
       <w:r>
-        <w:tab/>
-      </w:r>
-      <w:r>
         <w:rPr>
           <w:b/>
         </w:rPr>
-        <w:t>____</w:t>
+        <w:t xml:space="preserve">_________________      </w:t>
+      </w:r>
+      <w:r>
+        <w:t>__</w:t>
       </w:r>
       <w:r>
         <w:rPr>
           <w:b/>
         </w:rPr>
-        <w:t>_____________  ___</w:t>
-      </w:r>
-      <w:proofErr w:type="spellStart"/>
-      <w:r>
-        <w:rPr>
-          <w:b/>
-        </w:rPr>
-        <w:t>Гапанюк</w:t>
-      </w:r>
-      <w:proofErr w:type="spellEnd"/>
-      <w:r>
-        <w:rPr>
-          <w:b/>
-        </w:rPr>
-        <w:t xml:space="preserve"> Ю.</w:t>
-      </w:r>
-      <w:r>
-        <w:rPr>
-          <w:b/>
-        </w:rPr>
-        <w:t>Е</w:t>
-      </w:r>
-      <w:r>
-        <w:rPr>
-          <w:b/>
-        </w:rPr>
-        <w:t>.</w:t>
-      </w:r>
-      <w:r>
-        <w:rPr>
-          <w:b/>
-        </w:rPr>
-        <w:t xml:space="preserve">___ </w:t>
+        <w:t xml:space="preserve">________________ </w:t>
       </w:r>
     </w:p>
     <w:p>
@@ -775,848 +806,914 @@
     </w:p>
     <w:p>
       <w:pPr>
-        <w:jc w:val="both"/>
         <w:rPr>
           <w:sz w:val="20"/>
-        </w:rPr>
-      </w:pPr>
-    </w:p>
-    <w:p>
-      <w:pPr>
+          <w:szCs w:val="20"/>
+        </w:rPr>
+      </w:pPr>
+    </w:p>
+    <w:p>
+      <w:pPr>
+        <w:jc w:val="center"/>
+        <w:rPr>
+          <w:i/>
+          <w:sz w:val="22"/>
+          <w:szCs w:val="22"/>
+        </w:rPr>
+      </w:pPr>
+    </w:p>
+    <w:p>
+      <w:pPr>
+        <w:jc w:val="center"/>
+        <w:rPr>
+          <w:i/>
+          <w:sz w:val="22"/>
+          <w:szCs w:val="22"/>
+        </w:rPr>
+      </w:pPr>
+    </w:p>
+    <w:p>
+      <w:pPr>
+        <w:jc w:val="center"/>
+        <w:rPr>
+          <w:i/>
+          <w:sz w:val="22"/>
+          <w:szCs w:val="22"/>
+        </w:rPr>
+      </w:pPr>
+    </w:p>
+    <w:p>
+      <w:pPr>
+        <w:jc w:val="center"/>
+        <w:rPr>
+          <w:i/>
+          <w:sz w:val="22"/>
+          <w:szCs w:val="22"/>
+        </w:rPr>
+      </w:pPr>
+    </w:p>
+    <w:p>
+      <w:pPr>
+        <w:jc w:val="center"/>
+        <w:rPr>
+          <w:i/>
+          <w:sz w:val="22"/>
+          <w:szCs w:val="22"/>
+        </w:rPr>
+      </w:pPr>
+    </w:p>
+    <w:p>
+      <w:pPr>
+        <w:jc w:val="center"/>
+        <w:rPr>
+          <w:i/>
+        </w:rPr>
+      </w:pPr>
+    </w:p>
+    <w:p>
+      <w:pPr>
+        <w:rPr>
+          <w:i/>
+        </w:rPr>
+      </w:pPr>
+    </w:p>
+    <w:p>
+      <w:pPr>
+        <w:jc w:val="center"/>
+        <w:rPr>
+          <w:i/>
+        </w:rPr>
+      </w:pPr>
+      <w:r>
+        <w:rPr>
+          <w:i/>
+        </w:rPr>
+        <w:t>202</w:t>
+      </w:r>
+      <w:r>
+        <w:rPr>
+          <w:i/>
+        </w:rPr>
+        <w:t>6</w:t>
+      </w:r>
+      <w:r>
+        <w:rPr>
+          <w:i/>
+        </w:rPr>
+        <w:t xml:space="preserve"> г.</w:t>
+      </w:r>
+    </w:p>
+    <w:p>
+      <w:pPr>
+        <w:jc w:val="center"/>
+        <w:rPr>
+          <w:i/>
+        </w:rPr>
+      </w:pPr>
+    </w:p>
+    <w:p>
+      <w:pPr>
+        <w:jc w:val="center"/>
         <w:rPr>
           <w:b/>
         </w:rPr>
       </w:pPr>
       <w:r>
-        <w:t xml:space="preserve">Консультант </w:t>
-      </w:r>
-      <w:r>
-        <w:tab/>
-      </w:r>
-      <w:r>
-        <w:tab/>
-      </w:r>
-      <w:r>
-        <w:tab/>
-      </w:r>
-      <w:r>
-        <w:tab/>
-      </w:r>
-      <w:r>
-        <w:tab/>
-      </w:r>
-      <w:r>
-        <w:tab/>
-      </w:r>
-      <w:r>
         <w:rPr>
           <w:b/>
         </w:rPr>
-        <w:t>____</w:t>
-      </w:r>
-      <w:r>
+        <w:t>Министерство науки и высшего образования Российской Федерации</w:t>
+      </w:r>
+    </w:p>
+    <w:p>
+      <w:pPr>
+        <w:jc w:val="center"/>
         <w:rPr>
           <w:b/>
         </w:rPr>
-        <w:t>_____________  _______</w:t>
-      </w:r>
+      </w:pPr>
       <w:r>
         <w:rPr>
           <w:b/>
         </w:rPr>
+        <w:t xml:space="preserve">Федеральное государственное </w:t>
+      </w:r>
+      <w:r>
+        <w:rPr>
+          <w:b/>
+        </w:rPr>
+        <w:t>бюджетное</w:t>
+      </w:r>
+      <w:r>
+        <w:rPr>
+          <w:b/>
+        </w:rPr>
+        <w:t xml:space="preserve"> образовательное учреждение </w:t>
+      </w:r>
+    </w:p>
+    <w:p>
+      <w:pPr>
+        <w:jc w:val="center"/>
+        <w:rPr>
+          <w:b/>
+        </w:rPr>
+      </w:pPr>
+      <w:r>
+        <w:rPr>
+          <w:b/>
+        </w:rPr>
+        <w:t>высшего образования</w:t>
+      </w:r>
+    </w:p>
+    <w:p>
+      <w:pPr>
+        <w:jc w:val="center"/>
+        <w:rPr>
+          <w:b/>
+        </w:rPr>
+      </w:pPr>
+      <w:r>
+        <w:rPr>
+          <w:b/>
+        </w:rPr>
+        <w:t>«Московский государственный технический университет имени Н.Э. Баумана</w:t>
+      </w:r>
+    </w:p>
+    <w:p>
+      <w:pPr>
+        <w:jc w:val="center"/>
+        <w:rPr>
+          <w:b/>
+        </w:rPr>
+      </w:pPr>
+      <w:r>
+        <w:rPr>
+          <w:b/>
+        </w:rPr>
+        <w:t>(национальный исследовательский университет)»</w:t>
+      </w:r>
+    </w:p>
+    <w:p>
+      <w:pPr>
+        <w:pBdr>
+          <w:bottom w:val="single" w:sz="24" w:space="1" w:color="000000"/>
+        </w:pBdr>
+        <w:jc w:val="center"/>
+        <w:rPr>
+          <w:b/>
+        </w:rPr>
+      </w:pPr>
+      <w:r>
+        <w:rPr>
+          <w:b/>
+        </w:rPr>
+        <w:t>(МГТУ им. Н.Э. Баумана)</w:t>
+      </w:r>
+    </w:p>
+    <w:p>
+      <w:pPr>
+        <w:jc w:val="center"/>
+        <w:rPr>
+          <w:b/>
+          <w:sz w:val="14"/>
+          <w:szCs w:val="14"/>
+        </w:rPr>
+      </w:pPr>
+    </w:p>
+    <w:p>
+      <w:pPr>
+        <w:ind w:right="1418"/>
+        <w:jc w:val="right"/>
+      </w:pPr>
+      <w:r>
+        <w:t>УТВЕРЖДАЮ</w:t>
+      </w:r>
+    </w:p>
+    <w:p>
+      <w:pPr>
+        <w:jc w:val="right"/>
+      </w:pPr>
+      <w:r>
+        <w:t>Заведующий кафедрой __</w:t>
+      </w:r>
+      <w:r>
+        <w:rPr>
+          <w:u w:val="single"/>
+        </w:rPr>
+        <w:t>ИУ5</w:t>
+      </w:r>
+      <w:r>
+        <w:t>___</w:t>
+      </w:r>
+    </w:p>
+    <w:p>
+      <w:pPr>
+        <w:ind w:left="7799" w:right="-2" w:firstLine="708"/>
+        <w:jc w:val="center"/>
+        <w:rPr>
+          <w:sz w:val="16"/>
+          <w:szCs w:val="16"/>
+        </w:rPr>
+      </w:pPr>
+      <w:r>
+        <w:rPr>
+          <w:sz w:val="16"/>
+          <w:szCs w:val="16"/>
+        </w:rPr>
+        <w:t>(Индекс)</w:t>
+      </w:r>
+    </w:p>
+    <w:p>
+      <w:pPr>
+        <w:jc w:val="right"/>
+      </w:pPr>
+      <w:r>
+        <w:t xml:space="preserve">______________  </w:t>
+      </w:r>
+      <w:r>
+        <w:t xml:space="preserve"> </w:t>
+      </w:r>
+      <w:r>
         <w:t>_</w:t>
       </w:r>
       <w:r>
         <w:rPr>
+          <w:u w:val="single"/>
+        </w:rPr>
+        <w:t>В.И. Терехов</w:t>
+      </w:r>
+      <w:r>
+        <w:t>_____</w:t>
+      </w:r>
+    </w:p>
+    <w:p>
+      <w:pPr>
+        <w:ind w:left="7799" w:right="-2"/>
+        <w:rPr>
+          <w:sz w:val="16"/>
+          <w:szCs w:val="16"/>
+        </w:rPr>
+      </w:pPr>
+      <w:r>
+        <w:rPr>
+          <w:sz w:val="16"/>
+          <w:szCs w:val="16"/>
+        </w:rPr>
+        <w:t>(</w:t>
+      </w:r>
+      <w:proofErr w:type="spellStart"/>
+      <w:r>
+        <w:rPr>
+          <w:sz w:val="16"/>
+          <w:szCs w:val="16"/>
+        </w:rPr>
+        <w:t>И.О.Фамилия</w:t>
+      </w:r>
+      <w:proofErr w:type="spellEnd"/>
+      <w:r>
+        <w:rPr>
+          <w:sz w:val="16"/>
+          <w:szCs w:val="16"/>
+        </w:rPr>
+        <w:t>)</w:t>
+      </w:r>
+    </w:p>
+    <w:p>
+      <w:pPr>
+        <w:jc w:val="right"/>
+      </w:pPr>
+      <w:r>
+        <w:t>« _____ » ____________ 20 ____ г.</w:t>
+      </w:r>
+    </w:p>
+    <w:p>
+      <w:pPr>
+        <w:rPr>
+          <w:sz w:val="14"/>
+          <w:szCs w:val="14"/>
+        </w:rPr>
+      </w:pPr>
+    </w:p>
+    <w:p>
+      <w:pPr>
+        <w:jc w:val="center"/>
+        <w:rPr>
           <w:b/>
-        </w:rPr>
-        <w:t xml:space="preserve">____________ </w:t>
-      </w:r>
-    </w:p>
-    <w:p>
-      <w:pPr>
-        <w:ind w:right="565"/>
-        <w:jc w:val="right"/>
+          <w:sz w:val="36"/>
+          <w:szCs w:val="36"/>
+        </w:rPr>
+      </w:pPr>
+      <w:r>
+        <w:rPr>
+          <w:b/>
+          <w:sz w:val="36"/>
+          <w:szCs w:val="36"/>
+        </w:rPr>
+        <w:t>ЗАДАНИЕ</w:t>
+      </w:r>
+    </w:p>
+    <w:p>
+      <w:pPr>
+        <w:jc w:val="center"/>
+        <w:rPr>
+          <w:b/>
+          <w:sz w:val="32"/>
+          <w:szCs w:val="32"/>
+        </w:rPr>
+      </w:pPr>
+      <w:r>
+        <w:rPr>
+          <w:b/>
+          <w:sz w:val="32"/>
+          <w:szCs w:val="32"/>
+        </w:rPr>
+        <w:t>на выполнение научно-исследовательской работы</w:t>
+      </w:r>
+    </w:p>
+    <w:p>
+      <w:pPr>
+        <w:rPr>
+          <w:sz w:val="14"/>
+          <w:szCs w:val="14"/>
+        </w:rPr>
+      </w:pPr>
+    </w:p>
+    <w:p>
+      <w:r>
+        <w:t>по теме _</w:t>
+      </w:r>
+      <w:r>
+        <w:t xml:space="preserve"> </w:t>
+      </w:r>
+      <w:r>
+        <w:t>«</w:t>
+      </w:r>
+      <w:r>
+        <w:rPr>
+          <w:u w:val="single"/>
+        </w:rPr>
+        <w:t xml:space="preserve">Прогнозирование стоимости авиабилетов с использованием методов машинного обучения на основе исторических данных US </w:t>
+      </w:r>
+      <w:proofErr w:type="spellStart"/>
+      <w:r>
+        <w:rPr>
+          <w:u w:val="single"/>
+        </w:rPr>
+        <w:t>Domestic</w:t>
+      </w:r>
+      <w:proofErr w:type="spellEnd"/>
+      <w:r>
+        <w:rPr>
+          <w:u w:val="single"/>
+        </w:rPr>
+        <w:t xml:space="preserve"> </w:t>
+      </w:r>
+      <w:proofErr w:type="spellStart"/>
+      <w:r>
+        <w:rPr>
+          <w:u w:val="single"/>
+        </w:rPr>
+        <w:t>Airline</w:t>
+      </w:r>
+      <w:proofErr w:type="spellEnd"/>
+      <w:r>
+        <w:rPr>
+          <w:u w:val="single"/>
+        </w:rPr>
+        <w:t xml:space="preserve"> </w:t>
+      </w:r>
+      <w:proofErr w:type="spellStart"/>
+      <w:r>
+        <w:rPr>
+          <w:u w:val="single"/>
+        </w:rPr>
+        <w:t>Airfare</w:t>
+      </w:r>
+      <w:proofErr w:type="spellEnd"/>
+      <w:r>
+        <w:rPr>
+          <w:u w:val="single"/>
+        </w:rPr>
+        <w:t xml:space="preserve"> </w:t>
+      </w:r>
+      <w:proofErr w:type="spellStart"/>
+      <w:r>
+        <w:rPr>
+          <w:u w:val="single"/>
+        </w:rPr>
+        <w:t>Dataset</w:t>
+      </w:r>
+      <w:proofErr w:type="spellEnd"/>
+      <w:r>
+        <w:rPr>
+          <w:u w:val="single"/>
+        </w:rPr>
+        <w:t xml:space="preserve"> 2008-2025</w:t>
+      </w:r>
+      <w:r>
+        <w:rPr>
+          <w:u w:val="single"/>
+        </w:rPr>
+        <w:t>»</w:t>
+      </w:r>
+    </w:p>
+    <w:p>
+      <w:pPr>
         <w:rPr>
           <w:sz w:val="18"/>
           <w:szCs w:val="18"/>
         </w:rPr>
       </w:pPr>
-      <w:r>
-        <w:rPr>
-          <w:sz w:val="18"/>
-          <w:szCs w:val="18"/>
-        </w:rPr>
-        <w:t>(Подпись, дата)                             (</w:t>
-      </w:r>
-      <w:proofErr w:type="spellStart"/>
-      <w:r>
-        <w:rPr>
-          <w:sz w:val="18"/>
-          <w:szCs w:val="18"/>
-        </w:rPr>
-        <w:t>И.О.Фамилия</w:t>
-      </w:r>
-      <w:proofErr w:type="spellEnd"/>
-      <w:r>
-        <w:rPr>
-          <w:sz w:val="18"/>
-          <w:szCs w:val="18"/>
-        </w:rPr>
-        <w:t xml:space="preserve">)            </w:t>
-      </w:r>
-    </w:p>
-    <w:p>
-      <w:pPr>
+    </w:p>
+    <w:p>
+      <w:r>
+        <w:t>Студент группы _______</w:t>
+      </w:r>
+      <w:r>
+        <w:rPr>
+          <w:u w:val="single"/>
+        </w:rPr>
+        <w:t>ИУ5-</w:t>
+      </w:r>
+      <w:r>
+        <w:rPr>
+          <w:u w:val="single"/>
+        </w:rPr>
+        <w:t>6</w:t>
+      </w:r>
+      <w:r>
+        <w:rPr>
+          <w:u w:val="single"/>
+        </w:rPr>
+        <w:t>2Б</w:t>
+      </w:r>
+      <w:r>
+        <w:t>________</w:t>
+      </w:r>
+    </w:p>
+    <w:p>
+      <w:pPr>
+        <w:rPr>
+          <w:sz w:val="14"/>
+          <w:szCs w:val="14"/>
+        </w:rPr>
+      </w:pPr>
+    </w:p>
+    <w:p>
+      <w:r>
+        <w:t>_______________</w:t>
+      </w:r>
+      <w:proofErr w:type="spellStart"/>
+      <w:r>
+        <w:rPr>
+          <w:u w:val="single"/>
+        </w:rPr>
+        <w:t>Кудабаева</w:t>
+      </w:r>
+      <w:proofErr w:type="spellEnd"/>
+      <w:r>
+        <w:rPr>
+          <w:u w:val="single"/>
+        </w:rPr>
+        <w:t xml:space="preserve"> Эвита</w:t>
+      </w:r>
+      <w:r>
+        <w:t>__________________________________</w:t>
+      </w:r>
+    </w:p>
+    <w:p>
+      <w:pPr>
+        <w:jc w:val="center"/>
         <w:rPr>
           <w:sz w:val="20"/>
-        </w:rPr>
-      </w:pPr>
-    </w:p>
-    <w:p>
-      <w:pPr>
-        <w:jc w:val="center"/>
-        <w:rPr>
-          <w:i/>
-          <w:sz w:val="22"/>
-        </w:rPr>
-      </w:pPr>
-    </w:p>
-    <w:p>
-      <w:pPr>
-        <w:jc w:val="center"/>
-        <w:rPr>
-          <w:i/>
-          <w:sz w:val="22"/>
-        </w:rPr>
-      </w:pPr>
-    </w:p>
-    <w:p>
-      <w:pPr>
-        <w:jc w:val="center"/>
-        <w:rPr>
-          <w:i/>
-          <w:sz w:val="22"/>
-        </w:rPr>
-      </w:pPr>
-    </w:p>
-    <w:p>
-      <w:pPr>
-        <w:jc w:val="center"/>
-        <w:rPr>
-          <w:i/>
-          <w:sz w:val="22"/>
-        </w:rPr>
-      </w:pPr>
-    </w:p>
-    <w:p>
-      <w:pPr>
-        <w:jc w:val="center"/>
-        <w:rPr>
-          <w:i/>
-          <w:sz w:val="22"/>
-        </w:rPr>
-      </w:pPr>
-    </w:p>
-    <w:p>
-      <w:pPr>
-        <w:jc w:val="center"/>
-        <w:rPr>
-          <w:i/>
-          <w:sz w:val="22"/>
-        </w:rPr>
-      </w:pPr>
-    </w:p>
-    <w:p>
-      <w:pPr>
-        <w:jc w:val="center"/>
-        <w:rPr>
-          <w:i/>
-          <w:sz w:val="22"/>
-        </w:rPr>
-      </w:pPr>
-    </w:p>
-    <w:p>
-      <w:pPr>
-        <w:jc w:val="center"/>
-        <w:rPr>
-          <w:i/>
-          <w:sz w:val="28"/>
-        </w:rPr>
-      </w:pPr>
-      <w:r>
-        <w:rPr>
-          <w:i/>
-          <w:sz w:val="28"/>
-        </w:rPr>
-        <w:t>20</w:t>
-      </w:r>
-      <w:r>
-        <w:rPr>
-          <w:i/>
-          <w:sz w:val="28"/>
-        </w:rPr>
-        <w:t>26</w:t>
-      </w:r>
-      <w:r>
-        <w:rPr>
-          <w:i/>
-          <w:sz w:val="28"/>
-        </w:rPr>
-        <w:t xml:space="preserve">  г.</w:t>
-      </w:r>
-    </w:p>
-    <w:p>
-      <w:pPr>
-        <w:jc w:val="center"/>
-        <w:rPr>
-          <w:b/>
-        </w:rPr>
-      </w:pPr>
-    </w:p>
-    <w:p>
-      <w:pPr>
-        <w:jc w:val="center"/>
-        <w:rPr>
-          <w:b/>
-        </w:rPr>
-      </w:pPr>
-    </w:p>
-    <w:p>
-      <w:pPr>
-        <w:jc w:val="center"/>
-        <w:rPr>
-          <w:b/>
-        </w:rPr>
-      </w:pPr>
-    </w:p>
-    <w:p>
-      <w:pPr>
-        <w:jc w:val="center"/>
-        <w:rPr>
-          <w:b/>
-        </w:rPr>
-      </w:pPr>
-      <w:r>
-        <w:rPr>
-          <w:b/>
-        </w:rPr>
-        <w:t xml:space="preserve">Министерство </w:t>
-      </w:r>
-      <w:r>
-        <w:rPr>
-          <w:b/>
-        </w:rPr>
-        <w:t>науки и высшего образования</w:t>
-      </w:r>
-      <w:r>
-        <w:rPr>
-          <w:b/>
-        </w:rPr>
-        <w:t xml:space="preserve"> Российской Федерации</w:t>
-      </w:r>
-    </w:p>
-    <w:p>
-      <w:pPr>
-        <w:jc w:val="center"/>
-        <w:rPr>
-          <w:b/>
-        </w:rPr>
-      </w:pPr>
-      <w:r>
-        <w:rPr>
-          <w:b/>
-        </w:rPr>
-        <w:t xml:space="preserve">Федеральное государственное бюджетное образовательное учреждение </w:t>
-      </w:r>
-    </w:p>
-    <w:p>
-      <w:pPr>
-        <w:jc w:val="center"/>
-        <w:rPr>
-          <w:b/>
-        </w:rPr>
-      </w:pPr>
-      <w:r>
-        <w:rPr>
-          <w:b/>
-        </w:rPr>
-        <w:t>в</w:t>
-      </w:r>
-      <w:r>
-        <w:rPr>
-          <w:b/>
-        </w:rPr>
-        <w:t>ысшего</w:t>
-      </w:r>
-      <w:r>
-        <w:rPr>
-          <w:b/>
-        </w:rPr>
-        <w:t xml:space="preserve"> </w:t>
-      </w:r>
-      <w:r>
-        <w:rPr>
-          <w:b/>
-        </w:rPr>
-        <w:t>образования</w:t>
-      </w:r>
-    </w:p>
-    <w:p>
-      <w:pPr>
-        <w:jc w:val="center"/>
-        <w:rPr>
-          <w:b/>
-        </w:rPr>
-      </w:pPr>
-      <w:r>
-        <w:rPr>
-          <w:b/>
-        </w:rPr>
-        <w:t>«Московский государственный технический университет имени Н.Э.</w:t>
-      </w:r>
-      <w:r>
-        <w:rPr>
-          <w:b/>
-        </w:rPr>
-        <w:t xml:space="preserve"> </w:t>
-      </w:r>
-      <w:r>
-        <w:rPr>
-          <w:b/>
-        </w:rPr>
-        <w:t>Баумана</w:t>
-      </w:r>
-    </w:p>
-    <w:p>
-      <w:pPr>
-        <w:jc w:val="center"/>
-        <w:rPr>
-          <w:b/>
-        </w:rPr>
-      </w:pPr>
-      <w:r>
-        <w:rPr>
-          <w:b/>
-        </w:rPr>
-        <w:t>(национальный исследовательский университет)</w:t>
-      </w:r>
-      <w:r>
-        <w:rPr>
-          <w:b/>
-        </w:rPr>
-        <w:t>»</w:t>
-      </w:r>
-    </w:p>
-    <w:p>
-      <w:pPr>
-        <w:pBdr>
-          <w:bottom w:val="thinThickSmallGap" w:sz="24" w:space="1" w:color="auto"/>
-        </w:pBdr>
-        <w:jc w:val="center"/>
-        <w:rPr>
-          <w:b/>
-        </w:rPr>
-      </w:pPr>
-      <w:r>
-        <w:rPr>
-          <w:b/>
-        </w:rPr>
-        <w:t>(МГТУ им. Н.Э.</w:t>
-      </w:r>
-      <w:r>
-        <w:rPr>
-          <w:b/>
-        </w:rPr>
-        <w:t xml:space="preserve"> </w:t>
-      </w:r>
-      <w:r>
-        <w:rPr>
-          <w:b/>
-        </w:rPr>
-        <w:t>Баумана)</w:t>
-      </w:r>
-    </w:p>
-    <w:p>
-      <w:pPr>
-        <w:jc w:val="center"/>
-        <w:rPr>
-          <w:b/>
-          <w:sz w:val="14"/>
-        </w:rPr>
-      </w:pPr>
-    </w:p>
-    <w:p>
-      <w:pPr>
-        <w:spacing w:line="360" w:lineRule="auto"/>
-        <w:ind w:right="1418"/>
-        <w:jc w:val="right"/>
-      </w:pPr>
-      <w:r>
-        <w:t>УТВЕРЖДАЮ</w:t>
-      </w:r>
-    </w:p>
-    <w:p>
-      <w:pPr>
-        <w:jc w:val="right"/>
-      </w:pPr>
-      <w:r>
-        <w:t>Заведующий кафедрой __________</w:t>
-      </w:r>
-    </w:p>
-    <w:p>
-      <w:pPr>
-        <w:ind w:left="7799" w:right="-2" w:firstLine="709"/>
-        <w:jc w:val="center"/>
+          <w:szCs w:val="20"/>
+        </w:rPr>
+      </w:pPr>
+      <w:r>
+        <w:rPr>
+          <w:sz w:val="20"/>
+          <w:szCs w:val="20"/>
+        </w:rPr>
+        <w:t>(Фамилия, имя, отчество)</w:t>
+      </w:r>
+    </w:p>
+    <w:p>
+      <w:pPr>
+        <w:rPr>
+          <w:sz w:val="12"/>
+          <w:szCs w:val="12"/>
+        </w:rPr>
+      </w:pPr>
+    </w:p>
+    <w:p>
+      <w:r>
+        <w:t>Направленность НИР (учебная, исследовательская, практическая, производственная, др.)</w:t>
+      </w:r>
+    </w:p>
+    <w:p>
+      <w:r>
+        <w:t>_______________________________</w:t>
+      </w:r>
+      <w:r>
+        <w:rPr>
+          <w:u w:val="single"/>
+        </w:rPr>
+        <w:t>Исследовательская</w:t>
+      </w:r>
+      <w:r>
+        <w:t>_______________________________</w:t>
+      </w:r>
+    </w:p>
+    <w:p>
+      <w:r>
+        <w:t>Источник тематики(</w:t>
+      </w:r>
+      <w:proofErr w:type="spellStart"/>
+      <w:r>
+        <w:t>кафедра,предприятие,НИР</w:t>
+      </w:r>
+      <w:proofErr w:type="spellEnd"/>
+      <w:r>
+        <w:t>) _______________</w:t>
+      </w:r>
+      <w:r>
+        <w:rPr>
+          <w:u w:val="single"/>
+        </w:rPr>
+        <w:t>НИР</w:t>
+      </w:r>
+      <w:r>
+        <w:t>_________________</w:t>
+      </w:r>
+    </w:p>
+    <w:p>
+      <w:pPr>
+        <w:rPr>
+          <w:sz w:val="20"/>
+          <w:szCs w:val="20"/>
+        </w:rPr>
+      </w:pPr>
+    </w:p>
+    <w:p>
+      <w:pPr>
+        <w:spacing w:line="300" w:lineRule="auto"/>
+      </w:pPr>
+      <w:r>
+        <w:t xml:space="preserve">График выполнения НИР:     25% к 3 </w:t>
+      </w:r>
+      <w:proofErr w:type="spellStart"/>
+      <w:r>
+        <w:t>нед</w:t>
+      </w:r>
+      <w:proofErr w:type="spellEnd"/>
+      <w:r>
+        <w:t xml:space="preserve">., 50% к 9 </w:t>
+      </w:r>
+      <w:proofErr w:type="spellStart"/>
+      <w:r>
+        <w:t>нед</w:t>
+      </w:r>
+      <w:proofErr w:type="spellEnd"/>
+      <w:r>
+        <w:t xml:space="preserve">., 75% к 12 </w:t>
+      </w:r>
+      <w:proofErr w:type="spellStart"/>
+      <w:r>
+        <w:t>нед</w:t>
+      </w:r>
+      <w:proofErr w:type="spellEnd"/>
+      <w:r>
+        <w:t xml:space="preserve">., 100% к 15 </w:t>
+      </w:r>
+      <w:proofErr w:type="spellStart"/>
+      <w:r>
+        <w:t>нед</w:t>
+      </w:r>
+      <w:proofErr w:type="spellEnd"/>
+      <w:r>
+        <w:t>.</w:t>
+      </w:r>
+    </w:p>
+    <w:p>
+      <w:pPr>
         <w:rPr>
           <w:sz w:val="16"/>
           <w:szCs w:val="16"/>
         </w:rPr>
       </w:pPr>
-      <w:r>
-        <w:rPr>
-          <w:sz w:val="16"/>
-          <w:szCs w:val="16"/>
-        </w:rPr>
-        <w:t>(Индекс)</w:t>
-      </w:r>
-    </w:p>
-    <w:p>
-      <w:pPr>
-        <w:jc w:val="right"/>
-      </w:pPr>
-      <w:r>
-        <w:t>______________  _______________</w:t>
-      </w:r>
-    </w:p>
-    <w:p>
-      <w:pPr>
-        <w:ind w:left="7799" w:right="-2" w:firstLine="709"/>
-        <w:jc w:val="center"/>
-        <w:rPr>
-          <w:sz w:val="16"/>
-          <w:szCs w:val="16"/>
-        </w:rPr>
-      </w:pPr>
-      <w:r>
-        <w:rPr>
-          <w:sz w:val="16"/>
-          <w:szCs w:val="16"/>
-        </w:rPr>
-        <w:t>(</w:t>
-      </w:r>
-      <w:proofErr w:type="spellStart"/>
-      <w:r>
-        <w:rPr>
-          <w:sz w:val="16"/>
-          <w:szCs w:val="16"/>
-        </w:rPr>
-        <w:t>И.О.</w:t>
-      </w:r>
-      <w:r>
-        <w:rPr>
-          <w:sz w:val="16"/>
-          <w:szCs w:val="16"/>
-        </w:rPr>
-        <w:t>Фамилия</w:t>
-      </w:r>
-      <w:proofErr w:type="spellEnd"/>
-      <w:r>
-        <w:rPr>
-          <w:sz w:val="16"/>
-          <w:szCs w:val="16"/>
-        </w:rPr>
-        <w:t>)</w:t>
-      </w:r>
-    </w:p>
-    <w:p>
-      <w:pPr>
-        <w:spacing w:line="360" w:lineRule="auto"/>
-        <w:jc w:val="right"/>
-      </w:pPr>
-      <w:r>
-        <w:t>«</w:t>
-      </w:r>
-      <w:r>
-        <w:t xml:space="preserve"> </w:t>
-      </w:r>
-      <w:r>
-        <w:t>_____</w:t>
-      </w:r>
-      <w:r>
-        <w:t xml:space="preserve"> </w:t>
-      </w:r>
-      <w:r>
-        <w:t>»</w:t>
-      </w:r>
-      <w:r>
-        <w:t xml:space="preserve"> </w:t>
-      </w:r>
-      <w:r>
-        <w:t>____________</w:t>
-      </w:r>
-      <w:r>
-        <w:t xml:space="preserve"> </w:t>
-      </w:r>
-      <w:r>
-        <w:t>20</w:t>
-      </w:r>
-      <w:r>
-        <w:t xml:space="preserve"> </w:t>
-      </w:r>
-      <w:r>
-        <w:t>____</w:t>
-      </w:r>
-      <w:r>
-        <w:t xml:space="preserve"> </w:t>
-      </w:r>
-      <w:r>
-        <w:t>г.</w:t>
-      </w:r>
-    </w:p>
-    <w:p>
-      <w:pPr>
-        <w:pStyle w:val="11"/>
-        <w:widowControl/>
-        <w:rPr>
-          <w:snapToGrid/>
-          <w:sz w:val="14"/>
-        </w:rPr>
-      </w:pPr>
-    </w:p>
-    <w:p>
-      <w:pPr>
-        <w:jc w:val="center"/>
-        <w:rPr>
-          <w:b/>
-          <w:sz w:val="36"/>
-        </w:rPr>
-      </w:pPr>
-      <w:r>
-        <w:rPr>
-          <w:b/>
-          <w:spacing w:val="100"/>
-          <w:sz w:val="36"/>
-        </w:rPr>
-        <w:t>ЗАДАНИЕ</w:t>
-      </w:r>
-    </w:p>
-    <w:p>
-      <w:pPr>
-        <w:jc w:val="center"/>
-        <w:rPr>
-          <w:b/>
-          <w:sz w:val="32"/>
-        </w:rPr>
-      </w:pPr>
-      <w:r>
-        <w:rPr>
-          <w:b/>
-          <w:sz w:val="32"/>
-        </w:rPr>
-        <w:t>на выполнение научно-исследовательской работы</w:t>
-      </w:r>
-    </w:p>
-    <w:p>
-      <w:pPr>
-        <w:rPr>
-          <w:sz w:val="14"/>
-        </w:rPr>
-      </w:pPr>
-    </w:p>
-    <w:p>
-      <w:r>
-        <w:t>по теме ____</w:t>
-      </w:r>
-      <w:r>
-        <w:t xml:space="preserve"> </w:t>
-      </w:r>
-      <w:r>
-        <w:t>Прогнозирование стоимости авиабилетов на основе исторических данных</w:t>
-      </w:r>
-      <w:r>
-        <w:t xml:space="preserve"> </w:t>
-      </w:r>
-      <w:r>
-        <w:t>____</w:t>
-      </w:r>
-    </w:p>
-    <w:p>
-      <w:r>
-        <w:t>_________</w:t>
-      </w:r>
-      <w:r>
-        <w:t>___________</w:t>
-      </w:r>
-      <w:r>
-        <w:t>____________________________________________________________</w:t>
-      </w:r>
-    </w:p>
-    <w:p>
-      <w:pPr>
-        <w:rPr>
-          <w:sz w:val="14"/>
-        </w:rPr>
-      </w:pPr>
-    </w:p>
-    <w:p>
-      <w:r>
-        <w:t>________________________________________________________________________________</w:t>
-      </w:r>
-    </w:p>
-    <w:p>
-      <w:pPr>
-        <w:rPr>
-          <w:sz w:val="18"/>
-        </w:rPr>
-      </w:pPr>
-    </w:p>
-    <w:p>
-      <w:r>
-        <w:t>Студент</w:t>
-      </w:r>
-      <w:r>
-        <w:t xml:space="preserve"> </w:t>
-      </w:r>
-      <w:r>
-        <w:t>группы ___</w:t>
-      </w:r>
-      <w:r>
-        <w:t>ИУ5-62Б</w:t>
-      </w:r>
-      <w:r>
-        <w:t>____________</w:t>
-      </w:r>
-    </w:p>
-    <w:p>
-      <w:pPr>
-        <w:rPr>
-          <w:sz w:val="14"/>
-        </w:rPr>
-      </w:pPr>
-    </w:p>
-    <w:p>
-      <w:r>
-        <w:t>______</w:t>
-      </w:r>
-      <w:proofErr w:type="spellStart"/>
-      <w:r>
-        <w:t>Кудабаева</w:t>
-      </w:r>
-      <w:proofErr w:type="spellEnd"/>
-      <w:r>
-        <w:t xml:space="preserve"> Эвита</w:t>
-      </w:r>
-      <w:r>
-        <w:t>__________________________________________________________</w:t>
-      </w:r>
-    </w:p>
-    <w:p>
-      <w:pPr>
-        <w:jc w:val="center"/>
-        <w:rPr>
-          <w:sz w:val="20"/>
-        </w:rPr>
-      </w:pPr>
-      <w:r>
-        <w:rPr>
-          <w:sz w:val="20"/>
-        </w:rPr>
-        <w:t>(</w:t>
-      </w:r>
-      <w:r>
-        <w:rPr>
-          <w:sz w:val="20"/>
-        </w:rPr>
-        <w:t>Ф</w:t>
-      </w:r>
-      <w:r>
-        <w:rPr>
-          <w:sz w:val="20"/>
-        </w:rPr>
-        <w:t>амилия, имя, отчество)</w:t>
-      </w:r>
-    </w:p>
-    <w:p>
-      <w:pPr>
-        <w:jc w:val="both"/>
-        <w:rPr>
-          <w:sz w:val="12"/>
-        </w:rPr>
-      </w:pPr>
-    </w:p>
-    <w:p>
-      <w:pPr>
-        <w:spacing w:line="360" w:lineRule="auto"/>
-        <w:jc w:val="both"/>
-      </w:pPr>
-      <w:r>
-        <w:t>Направленность НИР (учебная, исследовательская, практическая, производственная, др.)</w:t>
-      </w:r>
-    </w:p>
-    <w:p>
-      <w:pPr>
-        <w:spacing w:line="360" w:lineRule="auto"/>
-        <w:jc w:val="both"/>
-      </w:pPr>
-      <w:r>
-        <w:t>_____</w:t>
-      </w:r>
-      <w:r>
-        <w:t>Учебная</w:t>
-      </w:r>
-      <w:r>
-        <w:t>____________________________________________________________________</w:t>
-      </w:r>
-    </w:p>
-    <w:p>
-      <w:pPr>
-        <w:jc w:val="both"/>
-      </w:pPr>
-      <w:r>
-        <w:t>Источник тематики (кафедра, предприятие, НИР) _____________________________________</w:t>
-      </w:r>
-    </w:p>
-    <w:p>
-      <w:pPr>
-        <w:jc w:val="both"/>
-        <w:rPr>
-          <w:sz w:val="20"/>
-        </w:rPr>
-      </w:pPr>
-    </w:p>
-    <w:p>
-      <w:pPr>
-        <w:spacing w:line="300" w:lineRule="exact"/>
-        <w:jc w:val="both"/>
-      </w:pPr>
-      <w:r>
-        <w:t xml:space="preserve">График выполнения НИР:     25% к ___ </w:t>
-      </w:r>
-      <w:proofErr w:type="spellStart"/>
-      <w:r>
-        <w:t>нед</w:t>
-      </w:r>
-      <w:proofErr w:type="spellEnd"/>
-      <w:r>
-        <w:t xml:space="preserve">., 50% к ___ </w:t>
-      </w:r>
-      <w:proofErr w:type="spellStart"/>
-      <w:r>
-        <w:t>нед</w:t>
-      </w:r>
-      <w:proofErr w:type="spellEnd"/>
-      <w:r>
-        <w:t xml:space="preserve">., 75% к __ </w:t>
-      </w:r>
-      <w:proofErr w:type="spellStart"/>
-      <w:r>
-        <w:t>нед</w:t>
-      </w:r>
-      <w:proofErr w:type="spellEnd"/>
-      <w:r>
-        <w:t xml:space="preserve">., 100% к ___ </w:t>
-      </w:r>
-      <w:proofErr w:type="spellStart"/>
-      <w:r>
-        <w:t>нед</w:t>
-      </w:r>
-      <w:proofErr w:type="spellEnd"/>
-      <w:r>
-        <w:t>.</w:t>
-      </w:r>
-    </w:p>
-    <w:p>
-      <w:pPr>
-        <w:pStyle w:val="23"/>
-        <w:rPr>
-          <w:sz w:val="16"/>
-        </w:rPr>
-      </w:pPr>
-    </w:p>
-    <w:p>
-      <w:pPr>
-        <w:pStyle w:val="31"/>
-        <w:spacing w:line="276" w:lineRule="auto"/>
-      </w:pPr>
-      <w:r>
-        <w:t>Техническое задание ____________________________________________________________</w:t>
-      </w:r>
-    </w:p>
-    <w:p>
-      <w:pPr>
-        <w:spacing w:line="276" w:lineRule="auto"/>
-        <w:jc w:val="both"/>
-      </w:pPr>
-      <w:r>
-        <w:t>_______________________________________________________________________________</w:t>
-      </w:r>
-    </w:p>
-    <w:p>
-      <w:pPr>
-        <w:spacing w:line="276" w:lineRule="auto"/>
-        <w:jc w:val="both"/>
-      </w:pPr>
-      <w:r>
-        <w:t>_______________________________________________________________________________</w:t>
-      </w:r>
-    </w:p>
-    <w:p>
-      <w:pPr>
-        <w:spacing w:line="276" w:lineRule="auto"/>
-        <w:jc w:val="both"/>
-      </w:pPr>
-      <w:r>
-        <w:t>_______________________________________________________________________________</w:t>
-      </w:r>
-    </w:p>
-    <w:p>
-      <w:pPr>
-        <w:spacing w:line="276" w:lineRule="auto"/>
-        <w:jc w:val="both"/>
-      </w:pPr>
-      <w:r>
-        <w:t>_______________________________________________________________________________</w:t>
-      </w:r>
-    </w:p>
-    <w:p>
-      <w:pPr>
-        <w:jc w:val="both"/>
+    </w:p>
+    <w:p>
+      <w:pPr>
+        <w:rPr>
+          <w:i/>
+        </w:rPr>
+      </w:pPr>
+      <w:r>
         <w:rPr>
           <w:b/>
           <w:i/>
         </w:rPr>
-      </w:pPr>
+        <w:t>Техническое</w:t>
+      </w:r>
       <w:r>
         <w:rPr>
           <w:b/>
           <w:i/>
         </w:rPr>
+        <w:t xml:space="preserve"> </w:t>
+      </w:r>
+      <w:r>
+        <w:rPr>
+          <w:b/>
+          <w:i/>
+        </w:rPr>
+        <w:t xml:space="preserve">задание </w:t>
+      </w:r>
+      <w:r>
+        <w:rPr>
+          <w:i/>
+          <w:u w:val="single"/>
+        </w:rPr>
+        <w:t>Н</w:t>
+      </w:r>
+      <w:r>
+        <w:rPr>
+          <w:i/>
+          <w:u w:val="single"/>
+        </w:rPr>
+        <w:t xml:space="preserve">а основе датасета US </w:t>
+      </w:r>
+      <w:proofErr w:type="spellStart"/>
+      <w:r>
+        <w:rPr>
+          <w:i/>
+          <w:u w:val="single"/>
+        </w:rPr>
+        <w:t>Domestic</w:t>
+      </w:r>
+      <w:proofErr w:type="spellEnd"/>
+      <w:r>
+        <w:rPr>
+          <w:i/>
+          <w:u w:val="single"/>
+        </w:rPr>
+        <w:t xml:space="preserve"> </w:t>
+      </w:r>
+      <w:proofErr w:type="spellStart"/>
+      <w:r>
+        <w:rPr>
+          <w:i/>
+          <w:u w:val="single"/>
+        </w:rPr>
+        <w:t>Airline</w:t>
+      </w:r>
+      <w:proofErr w:type="spellEnd"/>
+      <w:r>
+        <w:rPr>
+          <w:i/>
+          <w:u w:val="single"/>
+        </w:rPr>
+        <w:t xml:space="preserve"> </w:t>
+      </w:r>
+      <w:proofErr w:type="spellStart"/>
+      <w:r>
+        <w:rPr>
+          <w:i/>
+          <w:u w:val="single"/>
+        </w:rPr>
+        <w:t>Airfare</w:t>
+      </w:r>
+      <w:proofErr w:type="spellEnd"/>
+      <w:r>
+        <w:rPr>
+          <w:i/>
+          <w:u w:val="single"/>
+        </w:rPr>
+        <w:t xml:space="preserve"> </w:t>
+      </w:r>
+      <w:proofErr w:type="spellStart"/>
+      <w:r>
+        <w:rPr>
+          <w:i/>
+          <w:u w:val="single"/>
+        </w:rPr>
+        <w:t>Dataset</w:t>
+      </w:r>
+      <w:proofErr w:type="spellEnd"/>
+      <w:r>
+        <w:rPr>
+          <w:i/>
+          <w:u w:val="single"/>
+        </w:rPr>
+        <w:t xml:space="preserve"> решить задачу регрессии, используя 5 моделей (включая 2 ансамблевые), 3 метрики</w:t>
+      </w:r>
+      <w:r>
+        <w:rPr>
+          <w:i/>
+          <w:u w:val="single"/>
+        </w:rPr>
+        <w:t xml:space="preserve">, </w:t>
+      </w:r>
+      <w:r>
+        <w:rPr>
+          <w:i/>
+          <w:u w:val="single"/>
+        </w:rPr>
+        <w:t xml:space="preserve">провести EDA, </w:t>
+      </w:r>
+      <w:proofErr w:type="spellStart"/>
+      <w:r>
+        <w:rPr>
+          <w:i/>
+          <w:u w:val="single"/>
+        </w:rPr>
+        <w:t>feature</w:t>
+      </w:r>
+      <w:proofErr w:type="spellEnd"/>
+      <w:r>
+        <w:rPr>
+          <w:i/>
+          <w:u w:val="single"/>
+        </w:rPr>
+        <w:t xml:space="preserve"> </w:t>
+      </w:r>
+      <w:proofErr w:type="spellStart"/>
+      <w:r>
+        <w:rPr>
+          <w:i/>
+          <w:u w:val="single"/>
+        </w:rPr>
+        <w:t>engineering</w:t>
+      </w:r>
+      <w:proofErr w:type="spellEnd"/>
+      <w:r>
+        <w:rPr>
+          <w:i/>
+          <w:u w:val="single"/>
+        </w:rPr>
+        <w:t xml:space="preserve">, корреляционный анализ, </w:t>
+      </w:r>
+      <w:proofErr w:type="spellStart"/>
+      <w:r>
+        <w:rPr>
+          <w:i/>
+          <w:u w:val="single"/>
+        </w:rPr>
+        <w:t>baseline</w:t>
+      </w:r>
+      <w:proofErr w:type="spellEnd"/>
+      <w:r>
+        <w:rPr>
+          <w:i/>
+          <w:u w:val="single"/>
+        </w:rPr>
+        <w:t xml:space="preserve">, подбор </w:t>
+      </w:r>
+      <w:proofErr w:type="spellStart"/>
+      <w:r>
+        <w:rPr>
+          <w:i/>
+          <w:u w:val="single"/>
+        </w:rPr>
+        <w:t>гиперпараметров</w:t>
+      </w:r>
+      <w:proofErr w:type="spellEnd"/>
+      <w:r>
+        <w:rPr>
+          <w:i/>
+          <w:u w:val="single"/>
+        </w:rPr>
+        <w:t xml:space="preserve">, сравнение результатов, визуализацию и создать веб-приложение на </w:t>
+      </w:r>
+      <w:proofErr w:type="spellStart"/>
+      <w:r>
+        <w:rPr>
+          <w:i/>
+          <w:u w:val="single"/>
+        </w:rPr>
+        <w:t>Streamlit</w:t>
+      </w:r>
+      <w:proofErr w:type="spellEnd"/>
+      <w:r>
+        <w:rPr>
+          <w:i/>
+          <w:u w:val="single"/>
+        </w:rPr>
+        <w:t xml:space="preserve"> с возможностью изменения </w:t>
+      </w:r>
+      <w:proofErr w:type="spellStart"/>
+      <w:r>
+        <w:rPr>
+          <w:i/>
+          <w:u w:val="single"/>
+        </w:rPr>
+        <w:t>гиперпараметров</w:t>
+      </w:r>
+      <w:proofErr w:type="spellEnd"/>
+      <w:r>
+        <w:rPr>
+          <w:i/>
+          <w:u w:val="single"/>
+        </w:rPr>
+        <w:t>.</w:t>
+      </w:r>
+    </w:p>
+    <w:p>
+      <w:pPr>
+        <w:spacing w:line="276" w:lineRule="auto"/>
+        <w:rPr>
+          <w:b/>
+          <w:i/>
+        </w:rPr>
+      </w:pPr>
+    </w:p>
+    <w:p>
+      <w:pPr>
+        <w:spacing w:line="276" w:lineRule="auto"/>
+      </w:pPr>
+    </w:p>
+    <w:p>
+      <w:pPr>
+        <w:rPr>
+          <w:b/>
+          <w:i/>
+        </w:rPr>
+      </w:pPr>
+      <w:r>
+        <w:rPr>
+          <w:b/>
+          <w:i/>
+        </w:rPr>
         <w:t>Оформление научно-исследовательской работы:</w:t>
       </w:r>
     </w:p>
     <w:p>
       <w:pPr>
-        <w:jc w:val="both"/>
         <w:rPr>
           <w:b/>
           <w:i/>
           <w:sz w:val="8"/>
-        </w:rPr>
-      </w:pPr>
-    </w:p>
-    <w:p>
-      <w:pPr>
-        <w:jc w:val="both"/>
-      </w:pPr>
-      <w:r>
-        <w:t>Расчетно-пояснительная записка на _____ листах формата А4.</w:t>
+          <w:szCs w:val="8"/>
+        </w:rPr>
+      </w:pPr>
+    </w:p>
+    <w:p>
+      <w:r>
+        <w:t>Расчетно-пояснительная записка на _</w:t>
+      </w:r>
+      <w:r>
+        <w:rPr>
+          <w:u w:val="single"/>
+        </w:rPr>
+        <w:t>24</w:t>
+      </w:r>
+      <w:r>
+        <w:t>_ листах формата А4.</w:t>
       </w:r>
     </w:p>
     <w:p>
       <w:pPr>
         <w:spacing w:line="276" w:lineRule="auto"/>
-        <w:jc w:val="both"/>
       </w:pPr>
       <w:r>
         <w:t xml:space="preserve">Перечень графического (иллюстративного) материала (чертежи, плакаты, слайды и т.п.)   </w:t>
@@ -1625,72 +1722,84 @@
     <w:p>
       <w:pPr>
         <w:spacing w:line="276" w:lineRule="auto"/>
-        <w:jc w:val="both"/>
-      </w:pPr>
-      <w:r>
-        <w:t>_______________________________________________________________________________</w:t>
+      </w:pPr>
+      <w:r>
+        <w:t>_____________________________________________________________________________</w:t>
       </w:r>
     </w:p>
     <w:p>
       <w:pPr>
         <w:spacing w:line="276" w:lineRule="auto"/>
-        <w:jc w:val="both"/>
-      </w:pPr>
-      <w:r>
-        <w:t>_______________________________________________________________________________</w:t>
+      </w:pPr>
+      <w:r>
+        <w:t>_____________________________________________________________________________</w:t>
       </w:r>
     </w:p>
     <w:p>
       <w:pPr>
         <w:spacing w:line="276" w:lineRule="auto"/>
-        <w:jc w:val="both"/>
-      </w:pPr>
-      <w:r>
-        <w:t>_______________________________________________________________________________</w:t>
+      </w:pPr>
+      <w:r>
+        <w:t>_____________________________________________________________________________</w:t>
       </w:r>
     </w:p>
     <w:p>
       <w:pPr>
         <w:spacing w:line="276" w:lineRule="auto"/>
-        <w:jc w:val="both"/>
-      </w:pPr>
-      <w:r>
-        <w:t>_______________________________________________________________________________</w:t>
-      </w:r>
-    </w:p>
-    <w:p>
-      <w:pPr>
-        <w:jc w:val="both"/>
+      </w:pPr>
+      <w:r>
+        <w:t>_____________________________________________________________________________</w:t>
+      </w:r>
+    </w:p>
+    <w:p>
+      <w:pPr>
         <w:rPr>
           <w:sz w:val="16"/>
-        </w:rPr>
-      </w:pPr>
-    </w:p>
-    <w:p>
-      <w:pPr>
-        <w:jc w:val="both"/>
-      </w:pPr>
-      <w:r>
-        <w:t>Дата выдачи задания « ___ » ____________ 20</w:t>
-      </w:r>
-      <w:r>
-        <w:t>26</w:t>
-      </w:r>
-      <w:r>
-        <w:t>__ г.</w:t>
-      </w:r>
-    </w:p>
-    <w:p>
-      <w:pPr>
+          <w:szCs w:val="16"/>
+        </w:rPr>
+      </w:pPr>
+    </w:p>
+    <w:p>
+      <w:r>
+        <w:t>Дата выдачи задания «</w:t>
+      </w:r>
+      <w:r>
+        <w:t xml:space="preserve">  </w:t>
+      </w:r>
+      <w:r>
+        <w:t xml:space="preserve">» </w:t>
+      </w:r>
+      <w:r>
+        <w:t>февраля</w:t>
+      </w:r>
+      <w:r>
+        <w:t xml:space="preserve"> 202</w:t>
+      </w:r>
+      <w:r>
+        <w:t>6</w:t>
+      </w:r>
+      <w:r>
+        <w:t xml:space="preserve"> г.</w:t>
+      </w:r>
+    </w:p>
+    <w:p/>
+    <w:p>
+      <w:pPr>
+        <w:rPr>
+          <w:u w:val="single"/>
+        </w:rPr>
+      </w:pPr>
+      <w:r>
         <w:rPr>
           <w:b/>
         </w:rPr>
-      </w:pPr>
+        <w:t>Руководитель НИР</w:t>
+      </w:r>
       <w:r>
         <w:rPr>
           <w:b/>
         </w:rPr>
-        <w:t>Руководитель НИР</w:t>
+        <w:tab/>
       </w:r>
       <w:r>
         <w:rPr>
@@ -1711,40 +1820,28 @@
         <w:tab/>
       </w:r>
       <w:r>
-        <w:rPr>
-          <w:b/>
-        </w:rPr>
         <w:tab/>
-      </w:r>
-      <w:r>
-        <w:tab/>
-        <w:t xml:space="preserve">_________________  </w:t>
-      </w:r>
-      <w:r>
-        <w:rPr>
-          <w:b/>
-        </w:rPr>
-        <w:t>___</w:t>
-      </w:r>
-      <w:proofErr w:type="spellStart"/>
-      <w:r>
-        <w:rPr>
-          <w:b/>
+        <w:t xml:space="preserve">_________________      </w:t>
+      </w:r>
+      <w:r>
+        <w:rPr>
+          <w:u w:val="single"/>
+        </w:rPr>
+        <w:t xml:space="preserve">Ю. Е. </w:t>
+      </w:r>
+      <w:proofErr w:type="spellStart"/>
+      <w:r>
+        <w:rPr>
+          <w:u w:val="single"/>
         </w:rPr>
         <w:t>Гапанюк</w:t>
       </w:r>
       <w:proofErr w:type="spellEnd"/>
       <w:r>
         <w:rPr>
-          <w:b/>
-        </w:rPr>
-        <w:t xml:space="preserve"> Ю.Е.</w:t>
-      </w:r>
-      <w:r>
-        <w:rPr>
-          <w:b/>
-        </w:rPr>
-        <w:t xml:space="preserve">___ </w:t>
+          <w:u w:val="single"/>
+        </w:rPr>
+        <w:t xml:space="preserve"> </w:t>
       </w:r>
     </w:p>
     <w:p>
@@ -1783,124 +1880,109 @@
     <w:p>
       <w:pPr>
         <w:rPr>
+          <w:b/>
+          <w:u w:val="single"/>
+        </w:rPr>
+      </w:pPr>
+      <w:r>
+        <w:rPr>
+          <w:b/>
+        </w:rPr>
+        <w:t>Студент</w:t>
+      </w:r>
+      <w:r>
+        <w:rPr>
+          <w:b/>
+        </w:rPr>
+        <w:tab/>
+      </w:r>
+      <w:r>
+        <w:rPr>
+          <w:b/>
+        </w:rPr>
+        <w:tab/>
+      </w:r>
+      <w:r>
+        <w:rPr>
+          <w:b/>
+        </w:rPr>
+        <w:tab/>
+      </w:r>
+      <w:r>
+        <w:rPr>
+          <w:b/>
+        </w:rPr>
+        <w:tab/>
+      </w:r>
+      <w:r>
+        <w:rPr>
+          <w:b/>
+        </w:rPr>
+        <w:tab/>
+      </w:r>
+      <w:r>
+        <w:rPr>
+          <w:b/>
+        </w:rPr>
+        <w:tab/>
+        <w:t xml:space="preserve">_________________      </w:t>
+      </w:r>
+      <w:r>
+        <w:t>_</w:t>
+      </w:r>
+      <w:r>
+        <w:rPr>
+          <w:u w:val="single"/>
+        </w:rPr>
+        <w:t xml:space="preserve">Э. </w:t>
+      </w:r>
+      <w:proofErr w:type="spellStart"/>
+      <w:r>
+        <w:rPr>
+          <w:u w:val="single"/>
+        </w:rPr>
+        <w:t>Кудабаева</w:t>
+      </w:r>
+      <w:proofErr w:type="spellEnd"/>
+      <w:r>
+        <w:t>__</w:t>
+      </w:r>
+    </w:p>
+    <w:p>
+      <w:pPr>
+        <w:ind w:right="565"/>
+        <w:jc w:val="right"/>
+        <w:rPr>
           <w:sz w:val="18"/>
           <w:szCs w:val="18"/>
         </w:rPr>
       </w:pPr>
-    </w:p>
-    <w:p>
-      <w:pPr>
-        <w:rPr>
-          <w:b/>
-        </w:rPr>
-      </w:pPr>
-      <w:r>
-        <w:rPr>
-          <w:b/>
-        </w:rPr>
-        <w:t>Студент</w:t>
-      </w:r>
-      <w:r>
-        <w:rPr>
-          <w:b/>
-        </w:rPr>
-        <w:tab/>
-      </w:r>
-      <w:r>
-        <w:rPr>
-          <w:b/>
-        </w:rPr>
-        <w:tab/>
-      </w:r>
-      <w:r>
-        <w:rPr>
-          <w:b/>
-        </w:rPr>
-        <w:tab/>
-      </w:r>
-      <w:r>
-        <w:rPr>
-          <w:b/>
-        </w:rPr>
-        <w:tab/>
-      </w:r>
-      <w:r>
-        <w:rPr>
-          <w:b/>
-        </w:rPr>
-        <w:tab/>
-      </w:r>
-      <w:r>
-        <w:rPr>
-          <w:b/>
-        </w:rPr>
-        <w:tab/>
-        <w:t>____</w:t>
-      </w:r>
-      <w:r>
-        <w:rPr>
-          <w:b/>
-        </w:rPr>
-        <w:t>_____________  ___</w:t>
-      </w:r>
-      <w:proofErr w:type="spellStart"/>
-      <w:r>
-        <w:rPr>
-          <w:b/>
-        </w:rPr>
-        <w:t>Кудабаева</w:t>
-      </w:r>
-      <w:proofErr w:type="spellEnd"/>
-      <w:r>
-        <w:rPr>
-          <w:b/>
-        </w:rPr>
-        <w:t xml:space="preserve"> Э.</w:t>
-      </w:r>
-      <w:r>
-        <w:rPr>
-          <w:b/>
-        </w:rPr>
-        <w:t xml:space="preserve">______ </w:t>
-      </w:r>
-    </w:p>
-    <w:p>
-      <w:pPr>
-        <w:ind w:right="565"/>
-        <w:jc w:val="right"/>
+      <w:r>
         <w:rPr>
           <w:sz w:val="18"/>
           <w:szCs w:val="18"/>
         </w:rPr>
-      </w:pPr>
+        <w:t>(Подпись, дата)                             (</w:t>
+      </w:r>
+      <w:proofErr w:type="spellStart"/>
       <w:r>
         <w:rPr>
           <w:sz w:val="18"/>
           <w:szCs w:val="18"/>
         </w:rPr>
-        <w:lastRenderedPageBreak/>
-        <w:t>(Подпись, дата)                             (</w:t>
-      </w:r>
-      <w:proofErr w:type="spellStart"/>
+        <w:t>И.О.Фамилия</w:t>
+      </w:r>
+      <w:proofErr w:type="spellEnd"/>
       <w:r>
         <w:rPr>
           <w:sz w:val="18"/>
           <w:szCs w:val="18"/>
         </w:rPr>
-        <w:t>И.О.Фамилия</w:t>
-      </w:r>
-      <w:proofErr w:type="spellEnd"/>
-      <w:r>
-        <w:rPr>
-          <w:sz w:val="18"/>
-          <w:szCs w:val="18"/>
-        </w:rPr>
         <w:t xml:space="preserve">)            </w:t>
       </w:r>
     </w:p>
     <w:p>
       <w:pPr>
-        <w:jc w:val="both"/>
         <w:rPr>
           <w:sz w:val="22"/>
           <w:szCs w:val="22"/>
@@ -1928,23 +2010,24 @@
         <w:rPr>
           <w:b/>
           <w:bCs/>
+          <w:lang w:val="en-US"/>
         </w:rPr>
       </w:pPr>
     </w:p>
     <w:sdt>
       <w:sdtPr>
+        <w:rPr>
+          <w:b w:val="0"/>
+          <w:bCs w:val="0"/>
+          <w:sz w:val="24"/>
+          <w:szCs w:val="24"/>
+        </w:rPr>
         <w:id w:val="-173426214"/>
         <w:docPartObj>
           <w:docPartGallery w:val="Table of Contents"/>
           <w:docPartUnique/>
         </w:docPartObj>
       </w:sdtPr>
-      <w:sdtEndPr>
-        <w:rPr>
-          <w:sz w:val="24"/>
-          <w:szCs w:val="24"/>
-        </w:rPr>
-      </w:sdtEndPr>
       <w:sdtContent>
         <w:p>
           <w:pPr>
@@ -1983,7 +2066,7 @@
           <w:r>
             <w:fldChar w:fldCharType="separate"/>
           </w:r>
-          <w:hyperlink w:anchor="_Toc229738203" w:history="1">
+          <w:hyperlink w:anchor="_Toc230273716" w:history="1">
             <w:r>
               <w:rPr>
                 <w:rStyle w:val="ad"/>
@@ -2026,7 +2109,7 @@
                 <w:noProof/>
                 <w:webHidden/>
               </w:rPr>
-              <w:instrText xml:space="preserve"> PAGEREF _Toc229738203 \h </w:instrText>
+              <w:instrText xml:space="preserve"> PAGEREF _Toc230273716 \h </w:instrText>
             </w:r>
             <w:r>
               <w:rPr>
@@ -2046,7 +2129,7 @@
                 <w:noProof/>
                 <w:webHidden/>
               </w:rPr>
-              <w:t>4</w:t>
+              <w:t>3</w:t>
             </w:r>
             <w:r>
               <w:rPr>
@@ -2071,7 +2154,7 @@
               <w14:ligatures w14:val="standardContextual"/>
             </w:rPr>
           </w:pPr>
-          <w:hyperlink w:anchor="_Toc229738204" w:history="1">
+          <w:hyperlink w:anchor="_Toc230273717" w:history="1">
             <w:r>
               <w:rPr>
                 <w:rStyle w:val="ad"/>
@@ -2114,7 +2197,7 @@
                 <w:noProof/>
                 <w:webHidden/>
               </w:rPr>
-              <w:instrText xml:space="preserve"> PAGEREF _Toc229738204 \h </w:instrText>
+              <w:instrText xml:space="preserve"> PAGEREF _Toc230273717 \h </w:instrText>
             </w:r>
             <w:r>
               <w:rPr>
@@ -2159,7 +2242,7 @@
               <w14:ligatures w14:val="standardContextual"/>
             </w:rPr>
           </w:pPr>
-          <w:hyperlink w:anchor="_Toc229738205" w:history="1">
+          <w:hyperlink w:anchor="_Toc230273718" w:history="1">
             <w:r>
               <w:rPr>
                 <w:rStyle w:val="ad"/>
@@ -2202,7 +2285,7 @@
                 <w:noProof/>
                 <w:webHidden/>
               </w:rPr>
-              <w:instrText xml:space="preserve"> PAGEREF _Toc229738205 \h </w:instrText>
+              <w:instrText xml:space="preserve"> PAGEREF _Toc230273718 \h </w:instrText>
             </w:r>
             <w:r>
               <w:rPr>
@@ -2247,7 +2330,7 @@
               <w14:ligatures w14:val="standardContextual"/>
             </w:rPr>
           </w:pPr>
-          <w:hyperlink w:anchor="_Toc229738206" w:history="1">
+          <w:hyperlink w:anchor="_Toc230273719" w:history="1">
             <w:r>
               <w:rPr>
                 <w:rStyle w:val="ad"/>
@@ -2290,7 +2373,7 @@
                 <w:noProof/>
                 <w:webHidden/>
               </w:rPr>
-              <w:instrText xml:space="preserve"> PAGEREF _Toc229738206 \h </w:instrText>
+              <w:instrText xml:space="preserve"> PAGEREF _Toc230273719 \h </w:instrText>
             </w:r>
             <w:r>
               <w:rPr>
@@ -2335,7 +2418,7 @@
               <w14:ligatures w14:val="standardContextual"/>
             </w:rPr>
           </w:pPr>
-          <w:hyperlink w:anchor="_Toc229738207" w:history="1">
+          <w:hyperlink w:anchor="_Toc230273720" w:history="1">
             <w:r>
               <w:rPr>
                 <w:rStyle w:val="ad"/>
@@ -2378,7 +2461,7 @@
                 <w:noProof/>
                 <w:webHidden/>
               </w:rPr>
-              <w:instrText xml:space="preserve"> PAGEREF _Toc229738207 \h </w:instrText>
+              <w:instrText xml:space="preserve"> PAGEREF _Toc230273720 \h </w:instrText>
             </w:r>
             <w:r>
               <w:rPr>
@@ -2423,7 +2506,7 @@
               <w14:ligatures w14:val="standardContextual"/>
             </w:rPr>
           </w:pPr>
-          <w:hyperlink w:anchor="_Toc229738208" w:history="1">
+          <w:hyperlink w:anchor="_Toc230273721" w:history="1">
             <w:r>
               <w:rPr>
                 <w:rStyle w:val="ad"/>
@@ -2466,7 +2549,7 @@
                 <w:noProof/>
                 <w:webHidden/>
               </w:rPr>
-              <w:instrText xml:space="preserve"> PAGEREF _Toc229738208 \h </w:instrText>
+              <w:instrText xml:space="preserve"> PAGEREF _Toc230273721 \h </w:instrText>
             </w:r>
             <w:r>
               <w:rPr>
@@ -2511,7 +2594,7 @@
               <w14:ligatures w14:val="standardContextual"/>
             </w:rPr>
           </w:pPr>
-          <w:hyperlink w:anchor="_Toc229738209" w:history="1">
+          <w:hyperlink w:anchor="_Toc230273722" w:history="1">
             <w:r>
               <w:rPr>
                 <w:rStyle w:val="ad"/>
@@ -2554,7 +2637,7 @@
                 <w:noProof/>
                 <w:webHidden/>
               </w:rPr>
-              <w:instrText xml:space="preserve"> PAGEREF _Toc229738209 \h </w:instrText>
+              <w:instrText xml:space="preserve"> PAGEREF _Toc230273722 \h </w:instrText>
             </w:r>
             <w:r>
               <w:rPr>
@@ -2599,7 +2682,7 @@
               <w14:ligatures w14:val="standardContextual"/>
             </w:rPr>
           </w:pPr>
-          <w:hyperlink w:anchor="_Toc229738210" w:history="1">
+          <w:hyperlink w:anchor="_Toc230273723" w:history="1">
             <w:r>
               <w:rPr>
                 <w:rStyle w:val="ad"/>
@@ -2642,7 +2725,7 @@
                 <w:noProof/>
                 <w:webHidden/>
               </w:rPr>
-              <w:instrText xml:space="preserve"> PAGEREF _Toc229738210 \h </w:instrText>
+              <w:instrText xml:space="preserve"> PAGEREF _Toc230273723 \h </w:instrText>
             </w:r>
             <w:r>
               <w:rPr>
@@ -2662,7 +2745,7 @@
                 <w:noProof/>
                 <w:webHidden/>
               </w:rPr>
-              <w:t>10</w:t>
+              <w:t>11</w:t>
             </w:r>
             <w:r>
               <w:rPr>
@@ -2687,7 +2770,7 @@
               <w14:ligatures w14:val="standardContextual"/>
             </w:rPr>
           </w:pPr>
-          <w:hyperlink w:anchor="_Toc229738211" w:history="1">
+          <w:hyperlink w:anchor="_Toc230273724" w:history="1">
             <w:r>
               <w:rPr>
                 <w:rStyle w:val="ad"/>
@@ -2730,7 +2813,7 @@
                 <w:noProof/>
                 <w:webHidden/>
               </w:rPr>
-              <w:instrText xml:space="preserve"> PAGEREF _Toc229738211 \h </w:instrText>
+              <w:instrText xml:space="preserve"> PAGEREF _Toc230273724 \h </w:instrText>
             </w:r>
             <w:r>
               <w:rPr>
@@ -2775,7 +2858,7 @@
               <w14:ligatures w14:val="standardContextual"/>
             </w:rPr>
           </w:pPr>
-          <w:hyperlink w:anchor="_Toc229738212" w:history="1">
+          <w:hyperlink w:anchor="_Toc230273725" w:history="1">
             <w:r>
               <w:rPr>
                 <w:rStyle w:val="ad"/>
@@ -2818,7 +2901,7 @@
                 <w:noProof/>
                 <w:webHidden/>
               </w:rPr>
-              <w:instrText xml:space="preserve"> PAGEREF _Toc229738212 \h </w:instrText>
+              <w:instrText xml:space="preserve"> PAGEREF _Toc230273725 \h </w:instrText>
             </w:r>
             <w:r>
               <w:rPr>
@@ -2863,7 +2946,7 @@
               <w14:ligatures w14:val="standardContextual"/>
             </w:rPr>
           </w:pPr>
-          <w:hyperlink w:anchor="_Toc229738213" w:history="1">
+          <w:hyperlink w:anchor="_Toc230273726" w:history="1">
             <w:r>
               <w:rPr>
                 <w:rStyle w:val="ad"/>
@@ -2906,7 +2989,7 @@
                 <w:noProof/>
                 <w:webHidden/>
               </w:rPr>
-              <w:instrText xml:space="preserve"> PAGEREF _Toc229738213 \h </w:instrText>
+              <w:instrText xml:space="preserve"> PAGEREF _Toc230273726 \h </w:instrText>
             </w:r>
             <w:r>
               <w:rPr>
@@ -2926,7 +3009,7 @@
                 <w:noProof/>
                 <w:webHidden/>
               </w:rPr>
-              <w:t>11</w:t>
+              <w:t>12</w:t>
             </w:r>
             <w:r>
               <w:rPr>
@@ -2951,7 +3034,7 @@
               <w14:ligatures w14:val="standardContextual"/>
             </w:rPr>
           </w:pPr>
-          <w:hyperlink w:anchor="_Toc229738214" w:history="1">
+          <w:hyperlink w:anchor="_Toc230273727" w:history="1">
             <w:r>
               <w:rPr>
                 <w:rStyle w:val="ad"/>
@@ -2994,7 +3077,7 @@
                 <w:noProof/>
                 <w:webHidden/>
               </w:rPr>
-              <w:instrText xml:space="preserve"> PAGEREF _Toc229738214 \h </w:instrText>
+              <w:instrText xml:space="preserve"> PAGEREF _Toc230273727 \h </w:instrText>
             </w:r>
             <w:r>
               <w:rPr>
@@ -3014,7 +3097,7 @@
                 <w:noProof/>
                 <w:webHidden/>
               </w:rPr>
-              <w:t>13</w:t>
+              <w:t>14</w:t>
             </w:r>
             <w:r>
               <w:rPr>
@@ -3039,7 +3122,7 @@
               <w14:ligatures w14:val="standardContextual"/>
             </w:rPr>
           </w:pPr>
-          <w:hyperlink w:anchor="_Toc229738215" w:history="1">
+          <w:hyperlink w:anchor="_Toc230273728" w:history="1">
             <w:r>
               <w:rPr>
                 <w:rStyle w:val="ad"/>
@@ -3082,7 +3165,7 @@
                 <w:noProof/>
                 <w:webHidden/>
               </w:rPr>
-              <w:instrText xml:space="preserve"> PAGEREF _Toc229738215 \h </w:instrText>
+              <w:instrText xml:space="preserve"> PAGEREF _Toc230273728 \h </w:instrText>
             </w:r>
             <w:r>
               <w:rPr>
@@ -3127,7 +3210,7 @@
               <w14:ligatures w14:val="standardContextual"/>
             </w:rPr>
           </w:pPr>
-          <w:hyperlink w:anchor="_Toc229738216" w:history="1">
+          <w:hyperlink w:anchor="_Toc230273729" w:history="1">
             <w:r>
               <w:rPr>
                 <w:rStyle w:val="ad"/>
@@ -3170,7 +3253,7 @@
                 <w:noProof/>
                 <w:webHidden/>
               </w:rPr>
-              <w:instrText xml:space="preserve"> PAGEREF _Toc229738216 \h </w:instrText>
+              <w:instrText xml:space="preserve"> PAGEREF _Toc230273729 \h </w:instrText>
             </w:r>
             <w:r>
               <w:rPr>
@@ -3215,7 +3298,7 @@
               <w14:ligatures w14:val="standardContextual"/>
             </w:rPr>
           </w:pPr>
-          <w:hyperlink w:anchor="_Toc229738217" w:history="1">
+          <w:hyperlink w:anchor="_Toc230273730" w:history="1">
             <w:r>
               <w:rPr>
                 <w:rStyle w:val="ad"/>
@@ -3258,7 +3341,7 @@
                 <w:noProof/>
                 <w:webHidden/>
               </w:rPr>
-              <w:instrText xml:space="preserve"> PAGEREF _Toc229738217 \h </w:instrText>
+              <w:instrText xml:space="preserve"> PAGEREF _Toc230273730 \h </w:instrText>
             </w:r>
             <w:r>
               <w:rPr>
@@ -3303,7 +3386,7 @@
               <w14:ligatures w14:val="standardContextual"/>
             </w:rPr>
           </w:pPr>
-          <w:hyperlink w:anchor="_Toc229738218" w:history="1">
+          <w:hyperlink w:anchor="_Toc230273731" w:history="1">
             <w:r>
               <w:rPr>
                 <w:rStyle w:val="ad"/>
@@ -3346,7 +3429,7 @@
                 <w:noProof/>
                 <w:webHidden/>
               </w:rPr>
-              <w:instrText xml:space="preserve"> PAGEREF _Toc229738218 \h </w:instrText>
+              <w:instrText xml:space="preserve"> PAGEREF _Toc230273731 \h </w:instrText>
             </w:r>
             <w:r>
               <w:rPr>
@@ -3366,7 +3449,7 @@
                 <w:noProof/>
                 <w:webHidden/>
               </w:rPr>
-              <w:t>18</w:t>
+              <w:t>19</w:t>
             </w:r>
             <w:r>
               <w:rPr>
@@ -3391,7 +3474,7 @@
               <w14:ligatures w14:val="standardContextual"/>
             </w:rPr>
           </w:pPr>
-          <w:hyperlink w:anchor="_Toc229738219" w:history="1">
+          <w:hyperlink w:anchor="_Toc230273732" w:history="1">
             <w:r>
               <w:rPr>
                 <w:rStyle w:val="ad"/>
@@ -3434,7 +3517,7 @@
                 <w:noProof/>
                 <w:webHidden/>
               </w:rPr>
-              <w:instrText xml:space="preserve"> PAGEREF _Toc229738219 \h </w:instrText>
+              <w:instrText xml:space="preserve"> PAGEREF _Toc230273732 \h </w:instrText>
             </w:r>
             <w:r>
               <w:rPr>
@@ -3454,7 +3537,7 @@
                 <w:noProof/>
                 <w:webHidden/>
               </w:rPr>
-              <w:t>23</w:t>
+              <w:t>24</w:t>
             </w:r>
             <w:r>
               <w:rPr>
@@ -3479,7 +3562,7 @@
               <w14:ligatures w14:val="standardContextual"/>
             </w:rPr>
           </w:pPr>
-          <w:hyperlink w:anchor="_Toc229738220" w:history="1">
+          <w:hyperlink w:anchor="_Toc230273733" w:history="1">
             <w:r>
               <w:rPr>
                 <w:rStyle w:val="ad"/>
@@ -3522,7 +3605,7 @@
                 <w:noProof/>
                 <w:webHidden/>
               </w:rPr>
-              <w:instrText xml:space="preserve"> PAGEREF _Toc229738220 \h </w:instrText>
+              <w:instrText xml:space="preserve"> PAGEREF _Toc230273733 \h </w:instrText>
             </w:r>
             <w:r>
               <w:rPr>
@@ -3542,7 +3625,7 @@
                 <w:noProof/>
                 <w:webHidden/>
               </w:rPr>
-              <w:t>23</w:t>
+              <w:t>24</w:t>
             </w:r>
             <w:r>
               <w:rPr>
@@ -3735,9 +3818,27 @@
     </w:p>
     <w:p>
       <w:pPr>
+        <w:spacing w:after="160" w:line="259" w:lineRule="auto"/>
+        <w:rPr>
+          <w:b/>
+          <w:bCs/>
+        </w:rPr>
+      </w:pPr>
+    </w:p>
+    <w:p>
+      <w:pPr>
+        <w:spacing w:after="160" w:line="259" w:lineRule="auto"/>
+        <w:rPr>
+          <w:b/>
+          <w:bCs/>
+        </w:rPr>
+      </w:pPr>
+    </w:p>
+    <w:p>
+      <w:pPr>
         <w:pStyle w:val="1"/>
       </w:pPr>
-      <w:bookmarkStart w:id="0" w:name="_Toc229738203"/>
+      <w:bookmarkStart w:id="0" w:name="_Toc230273716"/>
       <w:r>
         <w:lastRenderedPageBreak/>
         <w:t>Введение:</w:t>
@@ -3769,7 +3870,7 @@
       <w:pPr>
         <w:pStyle w:val="1"/>
       </w:pPr>
-      <w:bookmarkStart w:id="1" w:name="_Toc229738204"/>
+      <w:bookmarkStart w:id="1" w:name="_Toc230273717"/>
       <w:r>
         <w:t>Постановка задачи:</w:t>
       </w:r>
@@ -3935,6 +4036,9 @@
           <w:numId w:val="2"/>
         </w:numPr>
         <w:spacing w:line="360" w:lineRule="auto"/>
+        <w:rPr>
+          <w:lang w:val="en-US"/>
+        </w:rPr>
       </w:pPr>
       <w:proofErr w:type="spellStart"/>
       <w:r>
@@ -4033,7 +4137,7 @@
       <w:pPr>
         <w:pStyle w:val="1"/>
       </w:pPr>
-      <w:bookmarkStart w:id="2" w:name="_Toc229738205"/>
+      <w:bookmarkStart w:id="2" w:name="_Toc230273718"/>
       <w:r>
         <w:t>Анализ и подготовка данных</w:t>
       </w:r>
@@ -4047,7 +4151,7 @@
           <w:numId w:val="12"/>
         </w:numPr>
       </w:pPr>
-      <w:bookmarkStart w:id="3" w:name="_Toc229738206"/>
+      <w:bookmarkStart w:id="3" w:name="_Toc230273719"/>
       <w:r>
         <w:t>Загрузка и первичный анализ</w:t>
       </w:r>
@@ -4089,9 +4193,12 @@
         <w:jc w:val="center"/>
       </w:pPr>
       <w:r>
+        <w:rPr>
+          <w:noProof/>
+        </w:rPr>
         <w:drawing>
-          <wp:inline distT="0" distB="0" distL="0" distR="0" wp14:anchorId="506454A5" wp14:editId="34101C47">
-            <wp:extent cx="4810796" cy="2848373"/>
+          <wp:inline distT="0" distB="0" distL="0" distR="0" wp14:anchorId="506454A5" wp14:editId="353AC298">
+            <wp:extent cx="4552950" cy="2695708"/>
             <wp:effectExtent l="0" t="0" r="0" b="9525"/>
             <wp:docPr id="1106804441" name="Рисунок 1"/>
             <wp:cNvGraphicFramePr>
@@ -4113,7 +4220,7 @@
                   <pic:spPr>
                     <a:xfrm>
                       <a:off x="0" y="0"/>
-                      <a:ext cx="4810796" cy="2848373"/>
+                      <a:ext cx="4558108" cy="2698762"/>
                     </a:xfrm>
                     <a:prstGeom prst="rect">
                       <a:avLst/>
@@ -4132,7 +4239,6 @@
         <w:jc w:val="center"/>
       </w:pPr>
       <w:r>
-        <w:lastRenderedPageBreak/>
         <w:t>Рисунок 1 - Импорт библиотек</w:t>
       </w:r>
     </w:p>
@@ -4148,6 +4254,9 @@
         <w:jc w:val="center"/>
       </w:pPr>
       <w:r>
+        <w:rPr>
+          <w:noProof/>
+        </w:rPr>
         <w:drawing>
           <wp:inline distT="0" distB="0" distL="0" distR="0" wp14:anchorId="0ED4485F" wp14:editId="3BECB291">
             <wp:extent cx="6119495" cy="1836420"/>
@@ -4475,7 +4584,7 @@
       <w:pPr>
         <w:pStyle w:val="2"/>
       </w:pPr>
-      <w:bookmarkStart w:id="4" w:name="_Toc229738207"/>
+      <w:bookmarkStart w:id="4" w:name="_Toc230273720"/>
       <w:r>
         <w:t>Разведочный анализ (EDA)</w:t>
       </w:r>
@@ -4565,6 +4674,7 @@
       </w:pPr>
       <w:proofErr w:type="spellStart"/>
       <w:r>
+        <w:lastRenderedPageBreak/>
         <w:t>Scatter</w:t>
       </w:r>
       <w:proofErr w:type="spellEnd"/>
@@ -4612,6 +4722,9 @@
         <w:jc w:val="center"/>
       </w:pPr>
       <w:r>
+        <w:rPr>
+          <w:noProof/>
+        </w:rPr>
         <w:drawing>
           <wp:inline distT="0" distB="0" distL="0" distR="0" wp14:anchorId="060EB07E" wp14:editId="7C958505">
             <wp:extent cx="5601482" cy="2524477"/>
@@ -4686,6 +4799,9 @@
         <w:jc w:val="center"/>
       </w:pPr>
       <w:r>
+        <w:rPr>
+          <w:noProof/>
+        </w:rPr>
         <w:drawing>
           <wp:inline distT="0" distB="0" distL="0" distR="0" wp14:anchorId="4643DDBF" wp14:editId="349ED1D0">
             <wp:extent cx="5515745" cy="3677163"/>
@@ -4760,6 +4876,9 @@
         <w:jc w:val="center"/>
       </w:pPr>
       <w:r>
+        <w:rPr>
+          <w:noProof/>
+        </w:rPr>
         <w:lastRenderedPageBreak/>
         <w:drawing>
           <wp:inline distT="0" distB="0" distL="0" distR="0" wp14:anchorId="57A96646" wp14:editId="18C572AF">
@@ -4827,6 +4946,9 @@
         <w:jc w:val="center"/>
       </w:pPr>
       <w:r>
+        <w:rPr>
+          <w:noProof/>
+        </w:rPr>
         <w:drawing>
           <wp:inline distT="0" distB="0" distL="0" distR="0" wp14:anchorId="5F906A63" wp14:editId="424E31CE">
             <wp:extent cx="5410955" cy="3762900"/>
@@ -4893,6 +5015,9 @@
         <w:jc w:val="center"/>
       </w:pPr>
       <w:r>
+        <w:rPr>
+          <w:noProof/>
+        </w:rPr>
         <w:lastRenderedPageBreak/>
         <w:drawing>
           <wp:inline distT="0" distB="0" distL="0" distR="0" wp14:anchorId="145C8775" wp14:editId="3CC5458E">
@@ -5024,7 +5149,7 @@
       <w:pPr>
         <w:pStyle w:val="2"/>
       </w:pPr>
-      <w:bookmarkStart w:id="5" w:name="_Toc229738208"/>
+      <w:bookmarkStart w:id="5" w:name="_Toc230273721"/>
       <w:proofErr w:type="spellStart"/>
       <w:r>
         <w:t>Feature</w:t>
@@ -5484,10 +5609,7 @@
         <w:t>Утечка данных</w:t>
       </w:r>
       <w:r>
-        <w:t xml:space="preserve"> - ситуация, когда в обучающих данных присутствует информация, недоступная в момент предсказания.</w:t>
-      </w:r>
-      <w:r>
-        <w:t xml:space="preserve"> </w:t>
+        <w:t xml:space="preserve"> - ситуация, когда в обучающих данных присутствует информация, недоступная в момент предсказания. </w:t>
       </w:r>
     </w:p>
     <w:p>
@@ -5562,7 +5684,7 @@
       <w:pPr>
         <w:pStyle w:val="2"/>
       </w:pPr>
-      <w:bookmarkStart w:id="6" w:name="_Toc229738209"/>
+      <w:bookmarkStart w:id="6" w:name="_Toc230273722"/>
       <w:r>
         <w:t>Корреляционный анализ</w:t>
       </w:r>
@@ -5636,6 +5758,9 @@
         <w:jc w:val="center"/>
       </w:pPr>
       <w:r>
+        <w:rPr>
+          <w:noProof/>
+        </w:rPr>
         <w:lastRenderedPageBreak/>
         <w:drawing>
           <wp:inline distT="0" distB="0" distL="0" distR="0" wp14:anchorId="0E3FC271" wp14:editId="39859C65">
@@ -5683,10 +5808,7 @@
         <w:t xml:space="preserve">Рисунок </w:t>
       </w:r>
       <w:r>
-        <w:t>1</w:t>
-      </w:r>
-      <w:r>
-        <w:t>0</w:t>
+        <w:t>10</w:t>
       </w:r>
       <w:r>
         <w:t xml:space="preserve"> - Корреляция признаков с целевой переменной</w:t>
@@ -5870,6 +5992,9 @@
         <w:jc w:val="center"/>
       </w:pPr>
       <w:r>
+        <w:rPr>
+          <w:noProof/>
+        </w:rPr>
         <w:drawing>
           <wp:inline distT="0" distB="0" distL="0" distR="0" wp14:anchorId="149845F7" wp14:editId="349016CD">
             <wp:extent cx="6119495" cy="3602355"/>
@@ -5947,7 +6072,7 @@
       <w:pPr>
         <w:pStyle w:val="2"/>
       </w:pPr>
-      <w:bookmarkStart w:id="7" w:name="_Toc229738210"/>
+      <w:bookmarkStart w:id="7" w:name="_Toc230273723"/>
       <w:r>
         <w:t>Предобработка данных</w:t>
       </w:r>
@@ -6167,6 +6292,7 @@
       </w:pPr>
       <w:r>
         <w:rPr>
+          <w:noProof/>
           <w:color w:val="000000" w:themeColor="text1"/>
         </w:rPr>
         <w:drawing>
@@ -6305,7 +6431,7 @@
       <w:pPr>
         <w:pStyle w:val="1"/>
       </w:pPr>
-      <w:bookmarkStart w:id="8" w:name="_Toc229738211"/>
+      <w:bookmarkStart w:id="8" w:name="_Toc230273724"/>
       <w:r>
         <w:t>Построение моделей</w:t>
       </w:r>
@@ -6319,7 +6445,7 @@
           <w:numId w:val="13"/>
         </w:numPr>
       </w:pPr>
-      <w:bookmarkStart w:id="9" w:name="_Toc229738212"/>
+      <w:bookmarkStart w:id="9" w:name="_Toc230273725"/>
       <w:r>
         <w:t>Выбор метрик</w:t>
       </w:r>
@@ -6385,6 +6511,9 @@
     <w:p>
       <w:pPr>
         <w:spacing w:line="360" w:lineRule="auto"/>
+        <w:rPr>
+          <w:lang w:val="en-US"/>
+        </w:rPr>
       </w:pPr>
     </w:p>
     <w:tbl>
@@ -6687,7 +6816,7 @@
       <w:pPr>
         <w:pStyle w:val="2"/>
       </w:pPr>
-      <w:bookmarkStart w:id="10" w:name="_Toc229738213"/>
+      <w:bookmarkStart w:id="10" w:name="_Toc230273726"/>
       <w:proofErr w:type="spellStart"/>
       <w:r>
         <w:t>Baseline</w:t>
@@ -6736,6 +6865,7 @@
         <w:rPr>
           <w:b/>
           <w:bCs/>
+          <w:noProof/>
         </w:rPr>
         <w:drawing>
           <wp:inline distT="0" distB="0" distL="0" distR="0" wp14:anchorId="0E4EF930" wp14:editId="06BA6E4C">
@@ -7131,6 +7261,9 @@
         <w:jc w:val="center"/>
       </w:pPr>
       <w:r>
+        <w:rPr>
+          <w:noProof/>
+        </w:rPr>
         <w:lastRenderedPageBreak/>
         <w:drawing>
           <wp:inline distT="0" distB="0" distL="0" distR="0" wp14:anchorId="313ADB07" wp14:editId="39F15CA8">
@@ -7210,6 +7343,9 @@
         <w:jc w:val="center"/>
       </w:pPr>
       <w:r>
+        <w:rPr>
+          <w:noProof/>
+        </w:rPr>
         <w:drawing>
           <wp:inline distT="0" distB="0" distL="0" distR="0" wp14:anchorId="0FB39FBD" wp14:editId="128B3B4E">
             <wp:extent cx="6119495" cy="2994025"/>
@@ -7334,7 +7470,7 @@
           <w:bCs w:val="0"/>
         </w:rPr>
       </w:pPr>
-      <w:bookmarkStart w:id="11" w:name="_Toc229738214"/>
+      <w:bookmarkStart w:id="11" w:name="_Toc230273727"/>
       <w:r>
         <w:rPr>
           <w:rStyle w:val="20"/>
@@ -7393,6 +7529,9 @@
         <w:jc w:val="center"/>
       </w:pPr>
       <w:r>
+        <w:rPr>
+          <w:noProof/>
+        </w:rPr>
         <w:drawing>
           <wp:inline distT="0" distB="0" distL="0" distR="0" wp14:anchorId="1F063A6E" wp14:editId="4CFC5751">
             <wp:extent cx="5401429" cy="5201376"/>
@@ -7439,10 +7578,7 @@
         <w:t xml:space="preserve">Рисунок </w:t>
       </w:r>
       <w:r>
-        <w:t>1</w:t>
-      </w:r>
-      <w:r>
-        <w:t>6</w:t>
+        <w:t>16</w:t>
       </w:r>
       <w:r>
         <w:t xml:space="preserve"> </w:t>
@@ -7465,6 +7601,9 @@
         <w:jc w:val="center"/>
       </w:pPr>
       <w:r>
+        <w:rPr>
+          <w:noProof/>
+        </w:rPr>
         <w:lastRenderedPageBreak/>
         <w:drawing>
           <wp:inline distT="0" distB="0" distL="0" distR="0" wp14:anchorId="070320DC" wp14:editId="1E104448">
@@ -7512,10 +7651,7 @@
         <w:t xml:space="preserve">Рисунок </w:t>
       </w:r>
       <w:r>
-        <w:t>1</w:t>
-      </w:r>
-      <w:r>
-        <w:t>7</w:t>
+        <w:t>17</w:t>
       </w:r>
       <w:r>
         <w:t xml:space="preserve"> </w:t>
@@ -7824,7 +7960,7 @@
       <w:pPr>
         <w:pStyle w:val="2"/>
       </w:pPr>
-      <w:bookmarkStart w:id="12" w:name="_Toc229738215"/>
+      <w:bookmarkStart w:id="12" w:name="_Toc230273728"/>
       <w:r>
         <w:t>Сравнение результатов</w:t>
       </w:r>
@@ -7843,6 +7979,7 @@
         <w:rPr>
           <w:b/>
           <w:bCs/>
+          <w:noProof/>
         </w:rPr>
         <w:lastRenderedPageBreak/>
         <w:drawing>
@@ -7897,10 +8034,7 @@
         <w:t xml:space="preserve"> </w:t>
       </w:r>
       <w:r>
-        <w:t>– Сравнение</w:t>
-      </w:r>
-      <w:r>
-        <w:t xml:space="preserve"> </w:t>
+        <w:t xml:space="preserve">– Сравнение </w:t>
       </w:r>
       <w:r>
         <w:rPr>
@@ -8251,6 +8385,9 @@
         <w:jc w:val="center"/>
       </w:pPr>
       <w:r>
+        <w:rPr>
+          <w:noProof/>
+        </w:rPr>
         <w:drawing>
           <wp:inline distT="0" distB="0" distL="0" distR="0" wp14:anchorId="2D422FEF" wp14:editId="5E6036FD">
             <wp:extent cx="6119495" cy="2952750"/>
@@ -8292,9 +8429,6 @@
       <w:pPr>
         <w:spacing w:line="360" w:lineRule="auto"/>
         <w:jc w:val="center"/>
-        <w:rPr>
-          <w:lang w:val="en-US"/>
-        </w:rPr>
       </w:pPr>
       <w:r>
         <w:t xml:space="preserve">Рисунок </w:t>
@@ -8332,6 +8466,7 @@
       </w:pPr>
       <w:r>
         <w:rPr>
+          <w:noProof/>
           <w:lang w:val="en-US"/>
         </w:rPr>
         <w:lastRenderedPageBreak/>
@@ -8411,6 +8546,9 @@
         <w:jc w:val="center"/>
       </w:pPr>
       <w:r>
+        <w:rPr>
+          <w:noProof/>
+        </w:rPr>
         <w:drawing>
           <wp:inline distT="0" distB="0" distL="0" distR="0" wp14:anchorId="62365C67" wp14:editId="5A83C0F2">
             <wp:extent cx="5544324" cy="3820058"/>
@@ -8477,6 +8615,9 @@
         <w:jc w:val="center"/>
       </w:pPr>
       <w:r>
+        <w:rPr>
+          <w:noProof/>
+        </w:rPr>
         <w:lastRenderedPageBreak/>
         <w:drawing>
           <wp:inline distT="0" distB="0" distL="0" distR="0" wp14:anchorId="71DB892D" wp14:editId="0E2A656F">
@@ -8524,9 +8665,6 @@
         <w:t xml:space="preserve">Рисунок </w:t>
       </w:r>
       <w:r>
-        <w:rPr>
-          <w:lang w:val="en-US"/>
-        </w:rPr>
         <w:t>21</w:t>
       </w:r>
       <w:r>
@@ -8594,7 +8732,7 @@
       <w:pPr>
         <w:pStyle w:val="1"/>
       </w:pPr>
-      <w:bookmarkStart w:id="13" w:name="_Toc229738216"/>
+      <w:bookmarkStart w:id="13" w:name="_Toc230273729"/>
       <w:r>
         <w:t>Веб-приложение</w:t>
       </w:r>
@@ -8624,7 +8762,7 @@
           <w:numId w:val="14"/>
         </w:numPr>
       </w:pPr>
-      <w:bookmarkStart w:id="14" w:name="_Toc229738217"/>
+      <w:bookmarkStart w:id="14" w:name="_Toc230273730"/>
       <w:r>
         <w:t>Функционал:</w:t>
       </w:r>
@@ -8827,7 +8965,7 @@
       <w:pPr>
         <w:pStyle w:val="2"/>
       </w:pPr>
-      <w:bookmarkStart w:id="15" w:name="_Toc229738218"/>
+      <w:bookmarkStart w:id="15" w:name="_Toc230273731"/>
       <w:r>
         <w:t>Текст программы:</w:t>
       </w:r>
@@ -19284,6 +19422,7 @@
       </w:pPr>
       <w:r>
         <w:rPr>
+          <w:noProof/>
           <w:lang w:val="en-US"/>
         </w:rPr>
         <w:lastRenderedPageBreak/>
@@ -19352,6 +19491,7 @@
       </w:pPr>
       <w:r>
         <w:rPr>
+          <w:noProof/>
           <w:lang w:val="en-US"/>
         </w:rPr>
         <w:drawing>
@@ -19796,7 +19936,7 @@
       <w:pPr>
         <w:pStyle w:val="1"/>
       </w:pPr>
-      <w:bookmarkStart w:id="16" w:name="_Toc229738219"/>
+      <w:bookmarkStart w:id="16" w:name="_Toc230273732"/>
       <w:r>
         <w:t>Заключение</w:t>
       </w:r>
@@ -19938,7 +20078,7 @@
       <w:pPr>
         <w:pStyle w:val="1"/>
       </w:pPr>
-      <w:bookmarkStart w:id="17" w:name="_Toc229738220"/>
+      <w:bookmarkStart w:id="17" w:name="_Toc230273733"/>
       <w:r>
         <w:t>Список источников</w:t>
       </w:r>
@@ -22150,6 +22290,7 @@
   <w:style w:type="character" w:default="1" w:styleId="a1">
     <w:name w:val="Default Paragraph Font"/>
     <w:uiPriority w:val="1"/>
+    <w:semiHidden/>
     <w:unhideWhenUsed/>
   </w:style>
   <w:style w:type="table" w:default="1" w:styleId="a2">
